--- a/6/Схемотехника/lab7/lab.docx
+++ b/6/Схемотехника/lab7/lab.docx
@@ -16,9 +16,6 @@
     <w:p>
       <w:pPr>
         <w:pStyle w:val="a2"/>
-        <w:rPr>
-          <w:lang w:val="en-US"/>
-        </w:rPr>
       </w:pPr>
       <w:r>
         <w:t xml:space="preserve">Разработать проект модуля счетного устройства, работающего по заданному алгоритму, в среде программирования </w:t>
@@ -35,9 +32,6 @@
     <w:p>
       <w:pPr>
         <w:pStyle w:val="a2"/>
-        <w:rPr>
-          <w:lang w:val="en-US"/>
-        </w:rPr>
       </w:pPr>
     </w:p>
     <w:p>
@@ -177,322 +171,8 @@
     <w:p>
       <w:pPr>
         <w:pStyle w:val="a2"/>
-      </w:pPr>
-      <w:r>
-        <w:t>Задача формирования последовательности сводится к следующему: если через N обозначить порядковый номер входного импульса, то выходной код определяется выражением:</w:t>
-      </w:r>
-    </w:p>
-    <w:p>
-      <w:pPr>
-        <w:pStyle w:val="a0"/>
-      </w:pPr>
-      <w:r>
-        <w:t xml:space="preserve">если N </w:t>
-      </w:r>
-      <w:proofErr w:type="spellStart"/>
-      <w:r>
-        <w:t>mod</w:t>
-      </w:r>
-      <w:proofErr w:type="spellEnd"/>
-      <w:r>
-        <w:t xml:space="preserve"> 2M ≤ M, то Q = N </w:t>
-      </w:r>
-      <w:proofErr w:type="spellStart"/>
-      <w:r>
-        <w:t>mod</w:t>
-      </w:r>
-      <w:proofErr w:type="spellEnd"/>
-      <w:r>
-        <w:t xml:space="preserve"> 2M</w:t>
-      </w:r>
-    </w:p>
-    <w:p>
-      <w:pPr>
-        <w:pStyle w:val="a0"/>
-      </w:pPr>
-      <w:r>
-        <w:t xml:space="preserve">если N </w:t>
-      </w:r>
-      <w:proofErr w:type="spellStart"/>
-      <w:r>
-        <w:t>mod</w:t>
-      </w:r>
-      <w:proofErr w:type="spellEnd"/>
-      <w:r>
-        <w:t xml:space="preserve"> 2</w:t>
-      </w:r>
-      <w:proofErr w:type="gramStart"/>
-      <w:r>
-        <w:t>M &gt;</w:t>
-      </w:r>
-      <w:proofErr w:type="gramEnd"/>
-      <w:r>
-        <w:t xml:space="preserve"> M, то Q = 2M − (N </w:t>
-      </w:r>
-      <w:proofErr w:type="spellStart"/>
-      <w:r>
-        <w:t>mod</w:t>
-      </w:r>
-      <w:proofErr w:type="spellEnd"/>
-      <w:r>
-        <w:t xml:space="preserve"> 2M)</w:t>
-      </w:r>
-    </w:p>
-    <w:p>
-      <w:pPr>
-        <w:pStyle w:val="a2"/>
-      </w:pPr>
-      <w:r>
-        <w:t>Это означает, что достаточно иметь внутренний счётчик по модулю 2M = 30, и по его текущему значению вычислять выходной код комбинационной логикой.</w:t>
-      </w:r>
-      <w:r>
-        <w:t xml:space="preserve"> </w:t>
-      </w:r>
-      <w:r>
-        <w:t>Концептуально схема состоит из четырёх функциональных блоков</w:t>
-      </w:r>
-      <w:r>
-        <w:t>.</w:t>
-      </w:r>
-    </w:p>
-    <w:p>
-      <w:pPr>
-        <w:pStyle w:val="2"/>
-      </w:pPr>
-      <w:r>
-        <w:t>Блок 1</w:t>
-      </w:r>
-      <w:r>
-        <w:t xml:space="preserve"> – </w:t>
-      </w:r>
-      <w:r>
-        <w:t>Внутренний</w:t>
-      </w:r>
-      <w:r>
-        <w:t xml:space="preserve"> </w:t>
-      </w:r>
-      <w:r>
-        <w:t>счётчик LPM_COUNTER</w:t>
-      </w:r>
-    </w:p>
-    <w:p>
-      <w:pPr>
-        <w:pStyle w:val="a2"/>
-      </w:pPr>
-      <w:r>
-        <w:t xml:space="preserve">Счётчик с модулем счёта 2M = 30 формирует на выходе значения от 0 до 29 циклически. Разрядность — 5 бит (так как 2^5 = </w:t>
-      </w:r>
-      <w:proofErr w:type="gramStart"/>
-      <w:r>
-        <w:t>32 &gt;</w:t>
-      </w:r>
-      <w:proofErr w:type="gramEnd"/>
-      <w:r>
-        <w:t xml:space="preserve"> 30).</w:t>
-      </w:r>
-    </w:p>
-    <w:p>
-      <w:pPr>
-        <w:pStyle w:val="2"/>
-      </w:pPr>
-      <w:r>
-        <w:t>Блок 2</w:t>
-      </w:r>
-      <w:r>
-        <w:t xml:space="preserve"> – </w:t>
-      </w:r>
-      <w:r>
-        <w:t>Компаратор</w:t>
-      </w:r>
-      <w:r>
-        <w:t xml:space="preserve"> </w:t>
-      </w:r>
-      <w:r>
-        <w:t>LPM_COMPARE</w:t>
-      </w:r>
-    </w:p>
-    <w:p>
-      <w:pPr>
-        <w:pStyle w:val="a2"/>
-      </w:pPr>
-      <w:r>
-        <w:t xml:space="preserve">Сравнивает текущее значение счётчика со значением M = 15. Вырабатывает управляющий сигнал </w:t>
-      </w:r>
-      <w:proofErr w:type="spellStart"/>
-      <w:r>
-        <w:t>sel</w:t>
-      </w:r>
-      <w:proofErr w:type="spellEnd"/>
-      <w:r>
-        <w:t xml:space="preserve">: </w:t>
-      </w:r>
-      <w:proofErr w:type="spellStart"/>
-      <w:r>
-        <w:t>sel</w:t>
-      </w:r>
-      <w:proofErr w:type="spellEnd"/>
-      <w:r>
-        <w:t xml:space="preserve"> = 1, если </w:t>
-      </w:r>
-      <w:proofErr w:type="gramStart"/>
-      <w:r>
-        <w:t>счётчик &gt;</w:t>
-      </w:r>
-      <w:proofErr w:type="gramEnd"/>
-      <w:r>
-        <w:t xml:space="preserve"> 15 (нисходящая ветвь последовательности), </w:t>
-      </w:r>
-      <w:proofErr w:type="spellStart"/>
-      <w:r>
-        <w:t>sel</w:t>
-      </w:r>
-      <w:proofErr w:type="spellEnd"/>
-      <w:r>
-        <w:t xml:space="preserve"> = 0 в противном случае (восходящая ветвь).</w:t>
-      </w:r>
-    </w:p>
-    <w:p>
-      <w:pPr>
-        <w:pStyle w:val="2"/>
-      </w:pPr>
-      <w:r>
-        <w:t xml:space="preserve">Блок 3 — </w:t>
-      </w:r>
-      <w:proofErr w:type="spellStart"/>
-      <w:r>
-        <w:t>Вычитатель</w:t>
-      </w:r>
-      <w:proofErr w:type="spellEnd"/>
-      <w:r>
-        <w:t xml:space="preserve"> LPM_ADD</w:t>
-      </w:r>
-      <w:r>
-        <w:t>_</w:t>
-      </w:r>
-      <w:r>
-        <w:t>SUB</w:t>
-      </w:r>
-    </w:p>
-    <w:p>
-      <w:pPr>
-        <w:pStyle w:val="a2"/>
-      </w:pPr>
-      <w:r>
-        <w:t xml:space="preserve">Вычисляет значение 2M − </w:t>
-      </w:r>
-      <w:proofErr w:type="spellStart"/>
-      <w:r>
-        <w:t>count</w:t>
-      </w:r>
-      <w:proofErr w:type="spellEnd"/>
-      <w:r>
-        <w:t xml:space="preserve"> = 30 − </w:t>
-      </w:r>
-      <w:proofErr w:type="spellStart"/>
-      <w:r>
-        <w:t>count</w:t>
-      </w:r>
-      <w:proofErr w:type="spellEnd"/>
-      <w:r>
-        <w:t xml:space="preserve">, которое соответствует выходному коду на нисходящей ветви. Настраивается в режиме вычитания: </w:t>
-      </w:r>
-      <w:proofErr w:type="spellStart"/>
-      <w:r>
-        <w:t>dataa</w:t>
-      </w:r>
-      <w:proofErr w:type="spellEnd"/>
-      <w:r>
-        <w:t xml:space="preserve"> подключена к константе 30 (11110₂), </w:t>
-      </w:r>
-      <w:proofErr w:type="spellStart"/>
-      <w:r>
-        <w:t>datab</w:t>
-      </w:r>
-      <w:proofErr w:type="spellEnd"/>
-      <w:r>
-        <w:t xml:space="preserve"> — к выходу счётчика.</w:t>
-      </w:r>
-    </w:p>
-    <w:p>
-      <w:pPr>
-        <w:pStyle w:val="2"/>
-      </w:pPr>
-      <w:r>
-        <w:t>Блок 4 — Мультиплексор LPM_MUX</w:t>
-      </w:r>
-    </w:p>
-    <w:p>
-      <w:pPr>
-        <w:pStyle w:val="a2"/>
-      </w:pPr>
-      <w:r>
-        <w:t xml:space="preserve">Выбирает между прямым значением счётчика и результатом </w:t>
-      </w:r>
-      <w:proofErr w:type="spellStart"/>
-      <w:r>
-        <w:t>вычитателя</w:t>
-      </w:r>
-      <w:proofErr w:type="spellEnd"/>
-      <w:r>
-        <w:t xml:space="preserve"> в зависимости от сигнала </w:t>
-      </w:r>
-      <w:proofErr w:type="spellStart"/>
-      <w:r>
-        <w:t>sel</w:t>
-      </w:r>
-      <w:proofErr w:type="spellEnd"/>
-      <w:r>
-        <w:t xml:space="preserve"> с компаратора. Результат — </w:t>
-      </w:r>
-      <w:r>
-        <w:t>5</w:t>
-      </w:r>
-      <w:r>
-        <w:t xml:space="preserve">-разрядный выходной код </w:t>
-      </w:r>
-      <w:proofErr w:type="gramStart"/>
-      <w:r>
-        <w:t>Q[</w:t>
-      </w:r>
-      <w:proofErr w:type="gramEnd"/>
-      <w:r>
-        <w:t>4</w:t>
-      </w:r>
-      <w:r>
-        <w:t>..0].</w:t>
-      </w:r>
-    </w:p>
-    <w:p>
-      <w:pPr>
-        <w:spacing w:after="160" w:line="259" w:lineRule="auto"/>
-        <w:rPr>
-          <w:rFonts w:ascii="Times New Roman" w:hAnsi="Times New Roman" w:cs="Times New Roman"/>
-          <w:sz w:val="28"/>
-        </w:rPr>
-      </w:pPr>
-      <w:r>
-        <w:br w:type="page"/>
-      </w:r>
-    </w:p>
-    <w:p>
-      <w:pPr>
-        <w:pStyle w:val="1"/>
-      </w:pPr>
-      <w:r>
-        <w:lastRenderedPageBreak/>
-        <w:t xml:space="preserve">Схема устройства в графическом формате в среде </w:t>
-      </w:r>
-      <w:proofErr w:type="spellStart"/>
-      <w:r>
-        <w:t>Quartus</w:t>
-      </w:r>
-      <w:proofErr w:type="spellEnd"/>
-    </w:p>
-    <w:p>
-      <w:pPr>
-        <w:pStyle w:val="a2"/>
         <w:keepNext/>
-        <w:ind w:hanging="1276"/>
+        <w:ind w:hanging="1134"/>
         <w:jc w:val="center"/>
       </w:pPr>
       <w:r>
@@ -500,10 +180,10 @@
           <w:noProof/>
         </w:rPr>
         <w:drawing>
-          <wp:inline distT="0" distB="0" distL="0" distR="0" wp14:anchorId="4E8DE422" wp14:editId="739994A4">
-            <wp:extent cx="7320998" cy="2634018"/>
-            <wp:effectExtent l="0" t="0" r="0" b="0"/>
-            <wp:docPr id="8" name="Рисунок 8"/>
+          <wp:inline distT="0" distB="0" distL="0" distR="0" wp14:anchorId="0AED6D28" wp14:editId="38A97B15">
+            <wp:extent cx="6888462" cy="2228850"/>
+            <wp:effectExtent l="0" t="0" r="8255" b="0"/>
+            <wp:docPr id="5" name="Рисунок 5"/>
             <wp:cNvGraphicFramePr>
               <a:graphicFrameLocks xmlns:a="http://schemas.openxmlformats.org/drawingml/2006/main" noChangeAspect="1"/>
             </wp:cNvGraphicFramePr>
@@ -523,7 +203,7 @@
                   <pic:spPr>
                     <a:xfrm>
                       <a:off x="0" y="0"/>
-                      <a:ext cx="7351199" cy="2644884"/>
+                      <a:ext cx="6891989" cy="2229991"/>
                     </a:xfrm>
                     <a:prstGeom prst="rect">
                       <a:avLst/>
@@ -562,472 +242,329 @@
         <w:fldChar w:fldCharType="end"/>
       </w:r>
       <w:r>
+        <w:t xml:space="preserve"> – Схема концепции проектирования</w:t>
+      </w:r>
+    </w:p>
+    <w:p>
+      <w:pPr>
+        <w:pStyle w:val="a2"/>
+      </w:pPr>
+      <w:r>
+        <w:t>Задача формирования последовательности сводится к следующему: если через N обозначить порядковый номер входного импульса, то выходной код определяется выражением:</w:t>
+      </w:r>
+    </w:p>
+    <w:p>
+      <w:pPr>
+        <w:pStyle w:val="a0"/>
+      </w:pPr>
+      <w:r>
+        <w:t xml:space="preserve">если N </w:t>
+      </w:r>
+      <w:proofErr w:type="spellStart"/>
+      <w:r>
+        <w:t>mod</w:t>
+      </w:r>
+      <w:proofErr w:type="spellEnd"/>
+      <w:r>
+        <w:t xml:space="preserve"> 2M ≤ M, то Q = N </w:t>
+      </w:r>
+      <w:proofErr w:type="spellStart"/>
+      <w:r>
+        <w:t>mod</w:t>
+      </w:r>
+      <w:proofErr w:type="spellEnd"/>
+      <w:r>
+        <w:t xml:space="preserve"> 2M</w:t>
+      </w:r>
+    </w:p>
+    <w:p>
+      <w:pPr>
+        <w:pStyle w:val="a0"/>
+      </w:pPr>
+      <w:r>
+        <w:t xml:space="preserve">если N </w:t>
+      </w:r>
+      <w:proofErr w:type="spellStart"/>
+      <w:r>
+        <w:t>mod</w:t>
+      </w:r>
+      <w:proofErr w:type="spellEnd"/>
+      <w:r>
+        <w:t xml:space="preserve"> 2</w:t>
+      </w:r>
+      <w:proofErr w:type="gramStart"/>
+      <w:r>
+        <w:t>M &gt;</w:t>
+      </w:r>
+      <w:proofErr w:type="gramEnd"/>
+      <w:r>
+        <w:t xml:space="preserve"> M, то Q = 2M − (N </w:t>
+      </w:r>
+      <w:proofErr w:type="spellStart"/>
+      <w:r>
+        <w:t>mod</w:t>
+      </w:r>
+      <w:proofErr w:type="spellEnd"/>
+      <w:r>
+        <w:t xml:space="preserve"> 2M)</w:t>
+      </w:r>
+    </w:p>
+    <w:p>
+      <w:pPr>
+        <w:pStyle w:val="a2"/>
+      </w:pPr>
+      <w:r>
+        <w:t>Это означает, что достаточно иметь внутренний счётчик по модулю 2M = 30, и по его текущему значению вычислять выходной код комбинационной логикой.</w:t>
+      </w:r>
+      <w:r>
+        <w:t xml:space="preserve"> </w:t>
+      </w:r>
+      <w:r>
+        <w:t>Концептуально схема состоит из четырёх функциональных блоков</w:t>
+      </w:r>
+      <w:r>
+        <w:t>.</w:t>
+      </w:r>
+    </w:p>
+    <w:p>
+      <w:pPr>
+        <w:pStyle w:val="2"/>
+      </w:pPr>
+      <w:r>
+        <w:t>Блок 1</w:t>
+      </w:r>
+      <w:r>
         <w:t xml:space="preserve"> – </w:t>
       </w:r>
       <w:r>
-        <w:t>Схема</w:t>
+        <w:t>Внутренний</w:t>
       </w:r>
       <w:r>
         <w:t xml:space="preserve"> </w:t>
       </w:r>
       <w:r>
-        <w:t xml:space="preserve">в </w:t>
+        <w:t>счётчик LPM_COUNTER</w:t>
+      </w:r>
+    </w:p>
+    <w:p>
+      <w:pPr>
+        <w:pStyle w:val="a2"/>
+      </w:pPr>
+      <w:r>
+        <w:t xml:space="preserve">Счётчик с модулем счёта 2M = 30 формирует на выходе значения от 0 до 29 циклически. Разрядность — 5 бит (так как 2^5 = </w:t>
+      </w:r>
+      <w:proofErr w:type="gramStart"/>
+      <w:r>
+        <w:t>32 &gt;</w:t>
+      </w:r>
+      <w:proofErr w:type="gramEnd"/>
+      <w:r>
+        <w:t xml:space="preserve"> 30).</w:t>
+      </w:r>
+    </w:p>
+    <w:p>
+      <w:pPr>
+        <w:pStyle w:val="2"/>
+      </w:pPr>
+      <w:r>
+        <w:t>Блок 2</w:t>
+      </w:r>
+      <w:r>
+        <w:t xml:space="preserve"> – </w:t>
+      </w:r>
+      <w:r>
+        <w:t>Компаратор</w:t>
+      </w:r>
+      <w:r>
+        <w:t xml:space="preserve"> </w:t>
+      </w:r>
+      <w:r>
+        <w:t>LPM_COMPARE</w:t>
+      </w:r>
+    </w:p>
+    <w:p>
+      <w:pPr>
+        <w:pStyle w:val="a2"/>
+      </w:pPr>
+      <w:r>
+        <w:t xml:space="preserve">Сравнивает текущее значение счётчика со значением M = 15. Вырабатывает управляющий сигнал </w:t>
       </w:r>
       <w:proofErr w:type="spellStart"/>
       <w:r>
+        <w:t>sel</w:t>
+      </w:r>
+      <w:proofErr w:type="spellEnd"/>
+      <w:r>
+        <w:t xml:space="preserve">: </w:t>
+      </w:r>
+      <w:proofErr w:type="spellStart"/>
+      <w:r>
+        <w:t>sel</w:t>
+      </w:r>
+      <w:proofErr w:type="spellEnd"/>
+      <w:r>
+        <w:t xml:space="preserve"> = 1, если </w:t>
+      </w:r>
+      <w:proofErr w:type="gramStart"/>
+      <w:r>
+        <w:t>счётчик &gt;</w:t>
+      </w:r>
+      <w:proofErr w:type="gramEnd"/>
+      <w:r>
+        <w:t xml:space="preserve"> 15 (нисходящая ветвь последовательности), </w:t>
+      </w:r>
+      <w:proofErr w:type="spellStart"/>
+      <w:r>
+        <w:t>sel</w:t>
+      </w:r>
+      <w:proofErr w:type="spellEnd"/>
+      <w:r>
+        <w:t xml:space="preserve"> = 0 в противном случае (восходящая ветвь).</w:t>
+      </w:r>
+    </w:p>
+    <w:p>
+      <w:pPr>
+        <w:pStyle w:val="2"/>
+      </w:pPr>
+      <w:r>
+        <w:t xml:space="preserve">Блок 3 — </w:t>
+      </w:r>
+      <w:proofErr w:type="spellStart"/>
+      <w:r>
+        <w:t>Вычитатель</w:t>
+      </w:r>
+      <w:proofErr w:type="spellEnd"/>
+      <w:r>
+        <w:t xml:space="preserve"> LPM_ADD</w:t>
+      </w:r>
+      <w:r>
+        <w:t>_</w:t>
+      </w:r>
+      <w:r>
+        <w:t>SUB</w:t>
+      </w:r>
+    </w:p>
+    <w:p>
+      <w:pPr>
+        <w:pStyle w:val="a2"/>
+      </w:pPr>
+      <w:r>
+        <w:lastRenderedPageBreak/>
+        <w:t xml:space="preserve">Вычисляет значение 2M − </w:t>
+      </w:r>
+      <w:proofErr w:type="spellStart"/>
+      <w:r>
+        <w:t>count</w:t>
+      </w:r>
+      <w:proofErr w:type="spellEnd"/>
+      <w:r>
+        <w:t xml:space="preserve"> = 30 − </w:t>
+      </w:r>
+      <w:proofErr w:type="spellStart"/>
+      <w:r>
+        <w:t>count</w:t>
+      </w:r>
+      <w:proofErr w:type="spellEnd"/>
+      <w:r>
+        <w:t xml:space="preserve">, которое соответствует выходному коду на нисходящей ветви. Настраивается в режиме вычитания: </w:t>
+      </w:r>
+      <w:proofErr w:type="spellStart"/>
+      <w:r>
+        <w:t>dataa</w:t>
+      </w:r>
+      <w:proofErr w:type="spellEnd"/>
+      <w:r>
+        <w:t xml:space="preserve"> подключена к константе 30 (11110₂), </w:t>
+      </w:r>
+      <w:proofErr w:type="spellStart"/>
+      <w:r>
+        <w:t>datab</w:t>
+      </w:r>
+      <w:proofErr w:type="spellEnd"/>
+      <w:r>
+        <w:t xml:space="preserve"> — к выходу счётчика.</w:t>
+      </w:r>
+    </w:p>
+    <w:p>
+      <w:pPr>
+        <w:pStyle w:val="2"/>
+      </w:pPr>
+      <w:r>
+        <w:t>Блок 4 — Мультиплексор LPM_MUX</w:t>
+      </w:r>
+    </w:p>
+    <w:p>
+      <w:pPr>
+        <w:pStyle w:val="a2"/>
+      </w:pPr>
+      <w:r>
+        <w:t xml:space="preserve">Выбирает между прямым значением счётчика и результатом </w:t>
+      </w:r>
+      <w:proofErr w:type="spellStart"/>
+      <w:r>
+        <w:t>вычитателя</w:t>
+      </w:r>
+      <w:proofErr w:type="spellEnd"/>
+      <w:r>
+        <w:t xml:space="preserve"> в зависимости от сигнала </w:t>
+      </w:r>
+      <w:proofErr w:type="spellStart"/>
+      <w:r>
+        <w:t>sel</w:t>
+      </w:r>
+      <w:proofErr w:type="spellEnd"/>
+      <w:r>
+        <w:t xml:space="preserve"> с компаратора. Результат — </w:t>
+      </w:r>
+      <w:r>
+        <w:t>5</w:t>
+      </w:r>
+      <w:r>
+        <w:t xml:space="preserve">-разрядный выходной код </w:t>
+      </w:r>
+      <w:proofErr w:type="gramStart"/>
+      <w:r>
+        <w:t>Q[</w:t>
+      </w:r>
+      <w:proofErr w:type="gramEnd"/>
+      <w:r>
+        <w:t>4</w:t>
+      </w:r>
+      <w:r>
+        <w:t>..0].</w:t>
+      </w:r>
+    </w:p>
+    <w:p>
+      <w:pPr>
+        <w:spacing w:after="160" w:line="259" w:lineRule="auto"/>
+        <w:rPr>
+          <w:rFonts w:ascii="Times New Roman" w:hAnsi="Times New Roman" w:cs="Times New Roman"/>
+          <w:sz w:val="28"/>
+        </w:rPr>
+      </w:pPr>
+      <w:r>
+        <w:br w:type="page"/>
+      </w:r>
+    </w:p>
+    <w:p>
+      <w:pPr>
+        <w:pStyle w:val="1"/>
+      </w:pPr>
+      <w:r>
+        <w:lastRenderedPageBreak/>
+        <w:t xml:space="preserve">Схема устройства в графическом формате в среде </w:t>
+      </w:r>
+      <w:proofErr w:type="spellStart"/>
+      <w:r>
         <w:t>Quartus</w:t>
       </w:r>
       <w:proofErr w:type="spellEnd"/>
-    </w:p>
-    <w:p>
-      <w:pPr>
-        <w:pStyle w:val="a2"/>
-      </w:pPr>
-      <w:r>
-        <w:t xml:space="preserve">На схеме задействованы следующие </w:t>
-      </w:r>
-      <w:proofErr w:type="spellStart"/>
-      <w:r>
-        <w:t>мегафункции</w:t>
-      </w:r>
-      <w:proofErr w:type="spellEnd"/>
-      <w:r>
-        <w:t xml:space="preserve"> и их соединения</w:t>
-      </w:r>
-    </w:p>
-    <w:p>
-      <w:pPr>
-        <w:pStyle w:val="a0"/>
-      </w:pPr>
-      <w:r>
-        <w:rPr>
-          <w:lang w:val="en-US"/>
-        </w:rPr>
-        <w:t>LPM</w:t>
-      </w:r>
-      <w:r>
-        <w:t>_</w:t>
-      </w:r>
-      <w:r>
-        <w:rPr>
-          <w:lang w:val="en-US"/>
-        </w:rPr>
-        <w:t>COUNTER</w:t>
-      </w:r>
-      <w:r>
-        <w:t xml:space="preserve">: разрядность 5 бит, модуль 30, вход </w:t>
-      </w:r>
-      <w:r>
-        <w:rPr>
-          <w:lang w:val="en-US"/>
-        </w:rPr>
-        <w:t>clock</w:t>
-      </w:r>
-      <w:r>
-        <w:t xml:space="preserve">, выходная шина </w:t>
-      </w:r>
-      <w:proofErr w:type="gramStart"/>
-      <w:r>
-        <w:rPr>
-          <w:lang w:val="en-US"/>
-        </w:rPr>
-        <w:t>q</w:t>
-      </w:r>
-      <w:r>
-        <w:t>[</w:t>
-      </w:r>
-      <w:proofErr w:type="gramEnd"/>
-      <w:r>
-        <w:t>4..0].</w:t>
-      </w:r>
-    </w:p>
-    <w:p>
-      <w:pPr>
-        <w:pStyle w:val="a0"/>
-      </w:pPr>
-      <w:r>
-        <w:rPr>
-          <w:lang w:val="en-US"/>
-        </w:rPr>
-        <w:t>LPM</w:t>
-      </w:r>
-      <w:r>
-        <w:t>_</w:t>
-      </w:r>
-      <w:r>
-        <w:rPr>
-          <w:lang w:val="en-US"/>
-        </w:rPr>
-        <w:t>COMPARE</w:t>
-      </w:r>
-      <w:r>
-        <w:t xml:space="preserve">: разрядность 5 бит, </w:t>
-      </w:r>
-      <w:proofErr w:type="spellStart"/>
-      <w:r>
-        <w:rPr>
-          <w:lang w:val="en-US"/>
-        </w:rPr>
-        <w:t>dataa</w:t>
-      </w:r>
-      <w:proofErr w:type="spellEnd"/>
-      <w:r>
-        <w:t xml:space="preserve"> подключена к </w:t>
-      </w:r>
-      <w:proofErr w:type="gramStart"/>
-      <w:r>
-        <w:rPr>
-          <w:lang w:val="en-US"/>
-        </w:rPr>
-        <w:t>q</w:t>
-      </w:r>
-      <w:r>
-        <w:t>[</w:t>
-      </w:r>
-      <w:proofErr w:type="gramEnd"/>
-      <w:r>
-        <w:t xml:space="preserve">4..0] счётчика, </w:t>
-      </w:r>
-      <w:proofErr w:type="spellStart"/>
-      <w:r>
-        <w:rPr>
-          <w:lang w:val="en-US"/>
-        </w:rPr>
-        <w:t>datab</w:t>
-      </w:r>
-      <w:proofErr w:type="spellEnd"/>
-      <w:r>
-        <w:t xml:space="preserve"> подключена к константе 15</w:t>
-      </w:r>
-      <w:r>
-        <w:t xml:space="preserve"> (</w:t>
-      </w:r>
-      <w:r>
-        <w:t>01111</w:t>
-      </w:r>
-      <w:r>
-        <w:t>)</w:t>
-      </w:r>
-      <w:r>
-        <w:t xml:space="preserve">, выход </w:t>
-      </w:r>
-      <w:proofErr w:type="spellStart"/>
-      <w:r>
-        <w:rPr>
-          <w:lang w:val="en-US"/>
-        </w:rPr>
-        <w:t>agb</w:t>
-      </w:r>
-      <w:proofErr w:type="spellEnd"/>
-      <w:r>
-        <w:t xml:space="preserve"> (</w:t>
-      </w:r>
-      <w:proofErr w:type="spellStart"/>
-      <w:r>
-        <w:rPr>
-          <w:lang w:val="en-US"/>
-        </w:rPr>
-        <w:t>dataa</w:t>
-      </w:r>
-      <w:proofErr w:type="spellEnd"/>
-      <w:r>
-        <w:t xml:space="preserve"> &gt; </w:t>
-      </w:r>
-      <w:proofErr w:type="spellStart"/>
-      <w:r>
-        <w:rPr>
-          <w:lang w:val="en-US"/>
-        </w:rPr>
-        <w:t>datab</w:t>
-      </w:r>
-      <w:proofErr w:type="spellEnd"/>
-      <w:r>
-        <w:t xml:space="preserve">) служит сигналом </w:t>
-      </w:r>
-      <w:proofErr w:type="spellStart"/>
-      <w:r>
-        <w:rPr>
-          <w:lang w:val="en-US"/>
-        </w:rPr>
-        <w:t>sel</w:t>
-      </w:r>
-      <w:proofErr w:type="spellEnd"/>
-      <w:r>
-        <w:t>.</w:t>
-      </w:r>
-    </w:p>
-    <w:p>
-      <w:pPr>
-        <w:pStyle w:val="a0"/>
-      </w:pPr>
-      <w:r>
-        <w:rPr>
-          <w:lang w:val="en-US"/>
-        </w:rPr>
-        <w:t>LPM</w:t>
-      </w:r>
-      <w:r>
-        <w:t>_</w:t>
-      </w:r>
-      <w:r>
-        <w:rPr>
-          <w:lang w:val="en-US"/>
-        </w:rPr>
-        <w:t>ADD</w:t>
-      </w:r>
-      <w:r>
-        <w:t>_</w:t>
-      </w:r>
-      <w:r>
-        <w:rPr>
-          <w:lang w:val="en-US"/>
-        </w:rPr>
-        <w:t>SUB</w:t>
-      </w:r>
-      <w:r>
-        <w:t>: разрядность 5 бит, режим вычитания (</w:t>
-      </w:r>
-      <w:r>
-        <w:rPr>
-          <w:lang w:val="en-US"/>
-        </w:rPr>
-        <w:t>Subtraction</w:t>
-      </w:r>
-      <w:r>
-        <w:t xml:space="preserve">), </w:t>
-      </w:r>
-      <w:proofErr w:type="spellStart"/>
-      <w:r>
-        <w:rPr>
-          <w:lang w:val="en-US"/>
-        </w:rPr>
-        <w:t>dataa</w:t>
-      </w:r>
-      <w:proofErr w:type="spellEnd"/>
-      <w:r>
-        <w:t xml:space="preserve"> подключена к константе 30 (11110₂</w:t>
-      </w:r>
-      <w:r>
-        <w:t>)</w:t>
-      </w:r>
-      <w:r>
-        <w:t xml:space="preserve">, </w:t>
-      </w:r>
-      <w:proofErr w:type="spellStart"/>
-      <w:r>
-        <w:rPr>
-          <w:lang w:val="en-US"/>
-        </w:rPr>
-        <w:t>datab</w:t>
-      </w:r>
-      <w:proofErr w:type="spellEnd"/>
-      <w:r>
-        <w:t xml:space="preserve"> подключена к </w:t>
-      </w:r>
-      <w:proofErr w:type="gramStart"/>
-      <w:r>
-        <w:rPr>
-          <w:lang w:val="en-US"/>
-        </w:rPr>
-        <w:t>q</w:t>
-      </w:r>
-      <w:r>
-        <w:t>[</w:t>
-      </w:r>
-      <w:proofErr w:type="gramEnd"/>
-      <w:r>
-        <w:t xml:space="preserve">4..0] счётчика, выход </w:t>
-      </w:r>
-      <w:r>
-        <w:rPr>
-          <w:lang w:val="en-US"/>
-        </w:rPr>
-        <w:t>result</w:t>
-      </w:r>
-      <w:r>
-        <w:t xml:space="preserve">[4..0]. </w:t>
-      </w:r>
-    </w:p>
-    <w:p>
-      <w:pPr>
-        <w:pStyle w:val="a0"/>
-      </w:pPr>
-      <w:r>
-        <w:rPr>
-          <w:lang w:val="en-US"/>
-        </w:rPr>
-        <w:t>LPM</w:t>
-      </w:r>
-      <w:r>
-        <w:t>_</w:t>
-      </w:r>
-      <w:r>
-        <w:rPr>
-          <w:lang w:val="en-US"/>
-        </w:rPr>
-        <w:t>MUX</w:t>
-      </w:r>
-      <w:r>
-        <w:t xml:space="preserve">: 2 входа по 4 бита, </w:t>
-      </w:r>
-      <w:r>
-        <w:rPr>
-          <w:lang w:val="en-US"/>
-        </w:rPr>
-        <w:t>data</w:t>
-      </w:r>
-      <w:r>
-        <w:t>0[</w:t>
-      </w:r>
-      <w:proofErr w:type="gramStart"/>
-      <w:r>
-        <w:t>4</w:t>
-      </w:r>
-      <w:r>
-        <w:t>..</w:t>
-      </w:r>
-      <w:proofErr w:type="gramEnd"/>
-      <w:r>
-        <w:t xml:space="preserve">0] подключена к </w:t>
-      </w:r>
-      <w:r>
-        <w:rPr>
-          <w:lang w:val="en-US"/>
-        </w:rPr>
-        <w:t>q</w:t>
-      </w:r>
-      <w:r>
-        <w:t>[</w:t>
-      </w:r>
-      <w:r>
-        <w:t>4</w:t>
-      </w:r>
-      <w:r>
-        <w:t xml:space="preserve">..0] счётчика, </w:t>
-      </w:r>
-      <w:r>
-        <w:rPr>
-          <w:lang w:val="en-US"/>
-        </w:rPr>
-        <w:t>data</w:t>
-      </w:r>
-      <w:r>
-        <w:t>1[</w:t>
-      </w:r>
-      <w:r>
-        <w:t>4</w:t>
-      </w:r>
-      <w:r>
-        <w:t xml:space="preserve">..0] подключена к </w:t>
-      </w:r>
-      <w:r>
-        <w:rPr>
-          <w:lang w:val="en-US"/>
-        </w:rPr>
-        <w:t>result</w:t>
-      </w:r>
-      <w:r>
-        <w:t>[</w:t>
-      </w:r>
-      <w:r>
-        <w:t>4</w:t>
-      </w:r>
-      <w:r>
-        <w:t xml:space="preserve">..0] </w:t>
-      </w:r>
-      <w:proofErr w:type="spellStart"/>
-      <w:r>
-        <w:t>вычитателя</w:t>
-      </w:r>
-      <w:proofErr w:type="spellEnd"/>
-      <w:r>
-        <w:t xml:space="preserve">, </w:t>
-      </w:r>
-      <w:proofErr w:type="spellStart"/>
-      <w:r>
-        <w:rPr>
-          <w:lang w:val="en-US"/>
-        </w:rPr>
-        <w:t>sel</w:t>
-      </w:r>
-      <w:proofErr w:type="spellEnd"/>
-      <w:r>
-        <w:t xml:space="preserve"> подключен к выходу </w:t>
-      </w:r>
-      <w:proofErr w:type="spellStart"/>
-      <w:r>
-        <w:rPr>
-          <w:lang w:val="en-US"/>
-        </w:rPr>
-        <w:t>agb</w:t>
-      </w:r>
-      <w:proofErr w:type="spellEnd"/>
-      <w:r>
-        <w:t xml:space="preserve"> компаратора, выход </w:t>
-      </w:r>
-      <w:r>
-        <w:rPr>
-          <w:lang w:val="en-US"/>
-        </w:rPr>
-        <w:t>result</w:t>
-      </w:r>
-      <w:r>
-        <w:t>[</w:t>
-      </w:r>
-      <w:r>
-        <w:t>4</w:t>
-      </w:r>
-      <w:r>
-        <w:t xml:space="preserve">..0] выведен на выходные пины </w:t>
-      </w:r>
-      <w:r>
-        <w:rPr>
-          <w:lang w:val="en-US"/>
-        </w:rPr>
-        <w:t>q</w:t>
-      </w:r>
-      <w:r>
-        <w:t>[</w:t>
-      </w:r>
-      <w:r>
-        <w:t>4</w:t>
-      </w:r>
-      <w:r>
-        <w:t>..0].</w:t>
-      </w:r>
-    </w:p>
-    <w:p>
-      <w:pPr>
-        <w:spacing w:after="160" w:line="259" w:lineRule="auto"/>
-        <w:rPr>
-          <w:rFonts w:ascii="Times New Roman" w:eastAsia="Times New Roman" w:hAnsi="Times New Roman" w:cs="Times New Roman"/>
-          <w:sz w:val="28"/>
-        </w:rPr>
-      </w:pPr>
-      <w:r>
-        <w:br w:type="page"/>
-      </w:r>
-    </w:p>
-    <w:p>
-      <w:pPr>
-        <w:pStyle w:val="1"/>
-      </w:pPr>
-      <w:r>
-        <w:lastRenderedPageBreak/>
-        <w:t>Рисунок, на котором представлена информация о назначенных выводах ПЛИС для</w:t>
-      </w:r>
-      <w:r>
-        <w:t xml:space="preserve"> </w:t>
-      </w:r>
-      <w:r>
-        <w:t>проекта схемы</w:t>
-      </w:r>
     </w:p>
     <w:p>
       <w:pPr>
         <w:pStyle w:val="a2"/>
         <w:keepNext/>
-        <w:ind w:hanging="709"/>
+        <w:ind w:hanging="1276"/>
         <w:jc w:val="center"/>
       </w:pPr>
       <w:r>
@@ -1035,10 +572,10 @@
           <w:noProof/>
         </w:rPr>
         <w:drawing>
-          <wp:inline distT="0" distB="0" distL="0" distR="0" wp14:anchorId="462868CA" wp14:editId="135B6B18">
-            <wp:extent cx="6728347" cy="7050792"/>
+          <wp:inline distT="0" distB="0" distL="0" distR="0" wp14:anchorId="4E8DE422" wp14:editId="739994A4">
+            <wp:extent cx="7320998" cy="2634018"/>
             <wp:effectExtent l="0" t="0" r="0" b="0"/>
-            <wp:docPr id="2" name="Рисунок 2"/>
+            <wp:docPr id="8" name="Рисунок 8"/>
             <wp:cNvGraphicFramePr>
               <a:graphicFrameLocks xmlns:a="http://schemas.openxmlformats.org/drawingml/2006/main" noChangeAspect="1"/>
             </wp:cNvGraphicFramePr>
@@ -1058,7 +595,7 @@
                   <pic:spPr>
                     <a:xfrm>
                       <a:off x="0" y="0"/>
-                      <a:ext cx="6748621" cy="7072037"/>
+                      <a:ext cx="7351199" cy="2644884"/>
                     </a:xfrm>
                     <a:prstGeom prst="rect">
                       <a:avLst/>
@@ -1106,7 +643,450 @@
         <w:t xml:space="preserve"> </w:t>
       </w:r>
       <w:r>
-        <w:t>назначенных выводах ПЛИС для</w:t>
+        <w:t xml:space="preserve">в </w:t>
+      </w:r>
+      <w:proofErr w:type="spellStart"/>
+      <w:r>
+        <w:t>Quartus</w:t>
+      </w:r>
+      <w:proofErr w:type="spellEnd"/>
+    </w:p>
+    <w:p>
+      <w:pPr>
+        <w:pStyle w:val="a2"/>
+      </w:pPr>
+      <w:r>
+        <w:t xml:space="preserve">На схеме задействованы следующие </w:t>
+      </w:r>
+      <w:proofErr w:type="spellStart"/>
+      <w:r>
+        <w:t>мегафункции</w:t>
+      </w:r>
+      <w:proofErr w:type="spellEnd"/>
+      <w:r>
+        <w:t xml:space="preserve"> и их соединения</w:t>
+      </w:r>
+    </w:p>
+    <w:p>
+      <w:pPr>
+        <w:pStyle w:val="a0"/>
+      </w:pPr>
+      <w:r>
+        <w:rPr>
+          <w:lang w:val="en-US"/>
+        </w:rPr>
+        <w:t>LPM</w:t>
+      </w:r>
+      <w:r>
+        <w:t>_</w:t>
+      </w:r>
+      <w:r>
+        <w:rPr>
+          <w:lang w:val="en-US"/>
+        </w:rPr>
+        <w:t>COUNTER</w:t>
+      </w:r>
+      <w:r>
+        <w:t xml:space="preserve">: разрядность 5 бит, модуль 30, вход </w:t>
+      </w:r>
+      <w:r>
+        <w:rPr>
+          <w:lang w:val="en-US"/>
+        </w:rPr>
+        <w:t>clock</w:t>
+      </w:r>
+      <w:r>
+        <w:t xml:space="preserve">, выходная шина </w:t>
+      </w:r>
+      <w:proofErr w:type="gramStart"/>
+      <w:r>
+        <w:rPr>
+          <w:lang w:val="en-US"/>
+        </w:rPr>
+        <w:t>q</w:t>
+      </w:r>
+      <w:r>
+        <w:t>[</w:t>
+      </w:r>
+      <w:proofErr w:type="gramEnd"/>
+      <w:r>
+        <w:t>4..0].</w:t>
+      </w:r>
+    </w:p>
+    <w:p>
+      <w:pPr>
+        <w:pStyle w:val="a0"/>
+      </w:pPr>
+      <w:r>
+        <w:rPr>
+          <w:lang w:val="en-US"/>
+        </w:rPr>
+        <w:t>LPM</w:t>
+      </w:r>
+      <w:r>
+        <w:t>_</w:t>
+      </w:r>
+      <w:r>
+        <w:rPr>
+          <w:lang w:val="en-US"/>
+        </w:rPr>
+        <w:t>COMPARE</w:t>
+      </w:r>
+      <w:r>
+        <w:t xml:space="preserve">: разрядность 5 бит, </w:t>
+      </w:r>
+      <w:proofErr w:type="spellStart"/>
+      <w:r>
+        <w:rPr>
+          <w:lang w:val="en-US"/>
+        </w:rPr>
+        <w:t>dataa</w:t>
+      </w:r>
+      <w:proofErr w:type="spellEnd"/>
+      <w:r>
+        <w:t xml:space="preserve"> подключена к </w:t>
+      </w:r>
+      <w:proofErr w:type="gramStart"/>
+      <w:r>
+        <w:rPr>
+          <w:lang w:val="en-US"/>
+        </w:rPr>
+        <w:t>q</w:t>
+      </w:r>
+      <w:r>
+        <w:t>[</w:t>
+      </w:r>
+      <w:proofErr w:type="gramEnd"/>
+      <w:r>
+        <w:t xml:space="preserve">4..0] счётчика, </w:t>
+      </w:r>
+      <w:proofErr w:type="spellStart"/>
+      <w:r>
+        <w:rPr>
+          <w:lang w:val="en-US"/>
+        </w:rPr>
+        <w:t>datab</w:t>
+      </w:r>
+      <w:proofErr w:type="spellEnd"/>
+      <w:r>
+        <w:t xml:space="preserve"> подключена к константе 15</w:t>
+      </w:r>
+      <w:r>
+        <w:t xml:space="preserve"> (</w:t>
+      </w:r>
+      <w:r>
+        <w:t>01111</w:t>
+      </w:r>
+      <w:r>
+        <w:t>)</w:t>
+      </w:r>
+      <w:r>
+        <w:t xml:space="preserve">, выход </w:t>
+      </w:r>
+      <w:proofErr w:type="spellStart"/>
+      <w:r>
+        <w:rPr>
+          <w:lang w:val="en-US"/>
+        </w:rPr>
+        <w:t>agb</w:t>
+      </w:r>
+      <w:proofErr w:type="spellEnd"/>
+      <w:r>
+        <w:t xml:space="preserve"> (</w:t>
+      </w:r>
+      <w:proofErr w:type="spellStart"/>
+      <w:r>
+        <w:rPr>
+          <w:lang w:val="en-US"/>
+        </w:rPr>
+        <w:t>dataa</w:t>
+      </w:r>
+      <w:proofErr w:type="spellEnd"/>
+      <w:r>
+        <w:t xml:space="preserve"> &gt; </w:t>
+      </w:r>
+      <w:proofErr w:type="spellStart"/>
+      <w:r>
+        <w:rPr>
+          <w:lang w:val="en-US"/>
+        </w:rPr>
+        <w:t>datab</w:t>
+      </w:r>
+      <w:proofErr w:type="spellEnd"/>
+      <w:r>
+        <w:t xml:space="preserve">) служит сигналом </w:t>
+      </w:r>
+      <w:proofErr w:type="spellStart"/>
+      <w:r>
+        <w:rPr>
+          <w:lang w:val="en-US"/>
+        </w:rPr>
+        <w:t>sel</w:t>
+      </w:r>
+      <w:proofErr w:type="spellEnd"/>
+      <w:r>
+        <w:t>.</w:t>
+      </w:r>
+    </w:p>
+    <w:p>
+      <w:pPr>
+        <w:pStyle w:val="a0"/>
+      </w:pPr>
+      <w:r>
+        <w:rPr>
+          <w:lang w:val="en-US"/>
+        </w:rPr>
+        <w:t>LPM</w:t>
+      </w:r>
+      <w:r>
+        <w:t>_</w:t>
+      </w:r>
+      <w:r>
+        <w:rPr>
+          <w:lang w:val="en-US"/>
+        </w:rPr>
+        <w:t>ADD</w:t>
+      </w:r>
+      <w:r>
+        <w:t>_</w:t>
+      </w:r>
+      <w:r>
+        <w:rPr>
+          <w:lang w:val="en-US"/>
+        </w:rPr>
+        <w:t>SUB</w:t>
+      </w:r>
+      <w:r>
+        <w:t>: разрядность 5 бит, режим вычитания (</w:t>
+      </w:r>
+      <w:r>
+        <w:rPr>
+          <w:lang w:val="en-US"/>
+        </w:rPr>
+        <w:t>Subtraction</w:t>
+      </w:r>
+      <w:r>
+        <w:t xml:space="preserve">), </w:t>
+      </w:r>
+      <w:proofErr w:type="spellStart"/>
+      <w:r>
+        <w:rPr>
+          <w:lang w:val="en-US"/>
+        </w:rPr>
+        <w:t>dataa</w:t>
+      </w:r>
+      <w:proofErr w:type="spellEnd"/>
+      <w:r>
+        <w:t xml:space="preserve"> подключена к константе 30 (11110₂</w:t>
+      </w:r>
+      <w:r>
+        <w:t>)</w:t>
+      </w:r>
+      <w:r>
+        <w:t xml:space="preserve">, </w:t>
+      </w:r>
+      <w:proofErr w:type="spellStart"/>
+      <w:r>
+        <w:rPr>
+          <w:lang w:val="en-US"/>
+        </w:rPr>
+        <w:t>datab</w:t>
+      </w:r>
+      <w:proofErr w:type="spellEnd"/>
+      <w:r>
+        <w:t xml:space="preserve"> подключена к </w:t>
+      </w:r>
+      <w:proofErr w:type="gramStart"/>
+      <w:r>
+        <w:rPr>
+          <w:lang w:val="en-US"/>
+        </w:rPr>
+        <w:t>q</w:t>
+      </w:r>
+      <w:r>
+        <w:t>[</w:t>
+      </w:r>
+      <w:proofErr w:type="gramEnd"/>
+      <w:r>
+        <w:t xml:space="preserve">4..0] счётчика, выход </w:t>
+      </w:r>
+      <w:r>
+        <w:rPr>
+          <w:lang w:val="en-US"/>
+        </w:rPr>
+        <w:t>result</w:t>
+      </w:r>
+      <w:r>
+        <w:t xml:space="preserve">[4..0]. </w:t>
+      </w:r>
+    </w:p>
+    <w:p>
+      <w:pPr>
+        <w:pStyle w:val="a0"/>
+      </w:pPr>
+      <w:r>
+        <w:rPr>
+          <w:lang w:val="en-US"/>
+        </w:rPr>
+        <w:t>LPM</w:t>
+      </w:r>
+      <w:r>
+        <w:t>_</w:t>
+      </w:r>
+      <w:r>
+        <w:rPr>
+          <w:lang w:val="en-US"/>
+        </w:rPr>
+        <w:t>MUX</w:t>
+      </w:r>
+      <w:r>
+        <w:t xml:space="preserve">: 2 входа по 4 бита, </w:t>
+      </w:r>
+      <w:r>
+        <w:rPr>
+          <w:lang w:val="en-US"/>
+        </w:rPr>
+        <w:t>data</w:t>
+      </w:r>
+      <w:r>
+        <w:t>0[</w:t>
+      </w:r>
+      <w:proofErr w:type="gramStart"/>
+      <w:r>
+        <w:t>4</w:t>
+      </w:r>
+      <w:r>
+        <w:t>..</w:t>
+      </w:r>
+      <w:proofErr w:type="gramEnd"/>
+      <w:r>
+        <w:t xml:space="preserve">0] подключена к </w:t>
+      </w:r>
+      <w:r>
+        <w:rPr>
+          <w:lang w:val="en-US"/>
+        </w:rPr>
+        <w:t>q</w:t>
+      </w:r>
+      <w:r>
+        <w:t>[</w:t>
+      </w:r>
+      <w:r>
+        <w:t>4</w:t>
+      </w:r>
+      <w:r>
+        <w:t xml:space="preserve">..0] счётчика, </w:t>
+      </w:r>
+      <w:r>
+        <w:rPr>
+          <w:lang w:val="en-US"/>
+        </w:rPr>
+        <w:t>data</w:t>
+      </w:r>
+      <w:r>
+        <w:t>1[</w:t>
+      </w:r>
+      <w:r>
+        <w:t>4</w:t>
+      </w:r>
+      <w:r>
+        <w:t xml:space="preserve">..0] подключена к </w:t>
+      </w:r>
+      <w:r>
+        <w:rPr>
+          <w:lang w:val="en-US"/>
+        </w:rPr>
+        <w:t>result</w:t>
+      </w:r>
+      <w:r>
+        <w:t>[</w:t>
+      </w:r>
+      <w:r>
+        <w:t>4</w:t>
+      </w:r>
+      <w:r>
+        <w:t xml:space="preserve">..0] </w:t>
+      </w:r>
+      <w:proofErr w:type="spellStart"/>
+      <w:r>
+        <w:t>вычитателя</w:t>
+      </w:r>
+      <w:proofErr w:type="spellEnd"/>
+      <w:r>
+        <w:t xml:space="preserve">, </w:t>
+      </w:r>
+      <w:proofErr w:type="spellStart"/>
+      <w:r>
+        <w:rPr>
+          <w:lang w:val="en-US"/>
+        </w:rPr>
+        <w:t>sel</w:t>
+      </w:r>
+      <w:proofErr w:type="spellEnd"/>
+      <w:r>
+        <w:t xml:space="preserve"> подключен к выходу </w:t>
+      </w:r>
+      <w:proofErr w:type="spellStart"/>
+      <w:r>
+        <w:rPr>
+          <w:lang w:val="en-US"/>
+        </w:rPr>
+        <w:t>agb</w:t>
+      </w:r>
+      <w:proofErr w:type="spellEnd"/>
+      <w:r>
+        <w:t xml:space="preserve"> компаратора, выход </w:t>
+      </w:r>
+      <w:r>
+        <w:rPr>
+          <w:lang w:val="en-US"/>
+        </w:rPr>
+        <w:t>result</w:t>
+      </w:r>
+      <w:r>
+        <w:t>[</w:t>
+      </w:r>
+      <w:r>
+        <w:t>4</w:t>
+      </w:r>
+      <w:r>
+        <w:t xml:space="preserve">..0] выведен на выходные пины </w:t>
+      </w:r>
+      <w:r>
+        <w:rPr>
+          <w:lang w:val="en-US"/>
+        </w:rPr>
+        <w:t>q</w:t>
+      </w:r>
+      <w:r>
+        <w:t>[</w:t>
+      </w:r>
+      <w:r>
+        <w:t>4</w:t>
+      </w:r>
+      <w:r>
+        <w:t>..0].</w:t>
+      </w:r>
+    </w:p>
+    <w:p>
+      <w:pPr>
+        <w:spacing w:after="160" w:line="259" w:lineRule="auto"/>
+        <w:rPr>
+          <w:rFonts w:ascii="Times New Roman" w:eastAsia="Times New Roman" w:hAnsi="Times New Roman" w:cs="Times New Roman"/>
+          <w:sz w:val="28"/>
+        </w:rPr>
+      </w:pPr>
+      <w:r>
+        <w:br w:type="page"/>
+      </w:r>
+    </w:p>
+    <w:p>
+      <w:pPr>
+        <w:pStyle w:val="1"/>
+      </w:pPr>
+      <w:r>
+        <w:lastRenderedPageBreak/>
+        <w:t>Рисунок, на котором представлена информация о назначенных выводах ПЛИС для</w:t>
       </w:r>
       <w:r>
         <w:t xml:space="preserve"> </w:t>
@@ -1117,24 +1097,20 @@
     </w:p>
     <w:p>
       <w:pPr>
+        <w:pStyle w:val="a2"/>
+        <w:keepNext/>
+        <w:ind w:hanging="709"/>
         <w:jc w:val="center"/>
       </w:pPr>
-    </w:p>
-    <w:p>
-      <w:pPr>
-        <w:keepNext/>
-        <w:jc w:val="center"/>
-      </w:pPr>
       <w:r>
         <w:rPr>
           <w:noProof/>
         </w:rPr>
-        <w:lastRenderedPageBreak/>
         <w:drawing>
-          <wp:inline distT="0" distB="0" distL="0" distR="0" wp14:anchorId="1BF03E4F" wp14:editId="30ED708C">
-            <wp:extent cx="5115865" cy="1392072"/>
-            <wp:effectExtent l="0" t="0" r="8890" b="0"/>
-            <wp:docPr id="3" name="Рисунок 3"/>
+          <wp:inline distT="0" distB="0" distL="0" distR="0" wp14:anchorId="462868CA" wp14:editId="135B6B18">
+            <wp:extent cx="6728347" cy="7050792"/>
+            <wp:effectExtent l="0" t="0" r="0" b="0"/>
+            <wp:docPr id="2" name="Рисунок 2"/>
             <wp:cNvGraphicFramePr>
               <a:graphicFrameLocks xmlns:a="http://schemas.openxmlformats.org/drawingml/2006/main" noChangeAspect="1"/>
             </wp:cNvGraphicFramePr>
@@ -1154,7 +1130,7 @@
                   <pic:spPr>
                     <a:xfrm>
                       <a:off x="0" y="0"/>
-                      <a:ext cx="5119934" cy="1393179"/>
+                      <a:ext cx="6748621" cy="7072037"/>
                     </a:xfrm>
                     <a:prstGeom prst="rect">
                       <a:avLst/>
@@ -1193,36 +1169,22 @@
         <w:fldChar w:fldCharType="end"/>
       </w:r>
       <w:r>
-        <w:t xml:space="preserve"> – </w:t>
-      </w:r>
-      <w:r>
-        <w:t>Информация</w:t>
+        <w:t xml:space="preserve"> – Схема назначенных выводах ПЛИС для</w:t>
       </w:r>
       <w:r>
         <w:t xml:space="preserve"> </w:t>
       </w:r>
       <w:r>
-        <w:t>о назначенных выводах ПЛИС для</w:t>
-      </w:r>
-      <w:r>
-        <w:t xml:space="preserve"> </w:t>
-      </w:r>
-      <w:r>
         <w:t>проекта схемы</w:t>
       </w:r>
     </w:p>
-    <w:p/>
-    <w:p>
-      <w:pPr>
-        <w:pStyle w:val="1"/>
-      </w:pPr>
-      <w:r>
-        <w:t>Скриншот окна с результатами компиляции</w:t>
-      </w:r>
-    </w:p>
-    <w:p>
-      <w:pPr>
-        <w:pStyle w:val="a2"/>
+    <w:p>
+      <w:pPr>
+        <w:jc w:val="center"/>
+      </w:pPr>
+    </w:p>
+    <w:p>
+      <w:pPr>
         <w:keepNext/>
         <w:jc w:val="center"/>
       </w:pPr>
@@ -1230,11 +1192,12 @@
         <w:rPr>
           <w:noProof/>
         </w:rPr>
+        <w:lastRenderedPageBreak/>
         <w:drawing>
-          <wp:inline distT="0" distB="0" distL="0" distR="0" wp14:anchorId="0D63FFFA" wp14:editId="505FDDA1">
-            <wp:extent cx="3838095" cy="2438095"/>
-            <wp:effectExtent l="0" t="0" r="0" b="635"/>
-            <wp:docPr id="4" name="Рисунок 4"/>
+          <wp:inline distT="0" distB="0" distL="0" distR="0" wp14:anchorId="1BF03E4F" wp14:editId="30ED708C">
+            <wp:extent cx="5115865" cy="1392072"/>
+            <wp:effectExtent l="0" t="0" r="8890" b="0"/>
+            <wp:docPr id="3" name="Рисунок 3"/>
             <wp:cNvGraphicFramePr>
               <a:graphicFrameLocks xmlns:a="http://schemas.openxmlformats.org/drawingml/2006/main" noChangeAspect="1"/>
             </wp:cNvGraphicFramePr>
@@ -1254,7 +1217,7 @@
                   <pic:spPr>
                     <a:xfrm>
                       <a:off x="0" y="0"/>
-                      <a:ext cx="3838095" cy="2438095"/>
+                      <a:ext cx="5119934" cy="1393179"/>
                     </a:xfrm>
                     <a:prstGeom prst="rect">
                       <a:avLst/>
@@ -1293,42 +1256,27 @@
         <w:fldChar w:fldCharType="end"/>
       </w:r>
       <w:r>
-        <w:t xml:space="preserve"> – </w:t>
-      </w:r>
-      <w:r>
-        <w:t>Результат</w:t>
+        <w:t xml:space="preserve"> – Информация о назначенных выводах ПЛИС для</w:t>
       </w:r>
       <w:r>
         <w:t xml:space="preserve"> </w:t>
       </w:r>
       <w:r>
-        <w:t>компиляции</w:t>
-      </w:r>
-    </w:p>
-    <w:p>
-      <w:pPr>
-        <w:spacing w:after="160" w:line="259" w:lineRule="auto"/>
-      </w:pPr>
-      <w:r>
-        <w:br w:type="page"/>
-      </w:r>
-    </w:p>
+        <w:t>проекта схемы</w:t>
+      </w:r>
+    </w:p>
+    <w:p/>
     <w:p>
       <w:pPr>
         <w:pStyle w:val="1"/>
       </w:pPr>
       <w:r>
-        <w:lastRenderedPageBreak/>
-        <w:t xml:space="preserve">Рисунки временных диаграмм работы схемы в среде </w:t>
-      </w:r>
-      <w:proofErr w:type="spellStart"/>
-      <w:r>
-        <w:t>Quartus</w:t>
-      </w:r>
-      <w:proofErr w:type="spellEnd"/>
-    </w:p>
-    <w:p>
-      <w:pPr>
+        <w:t>Скриншот окна с результатами компиляции</w:t>
+      </w:r>
+    </w:p>
+    <w:p>
+      <w:pPr>
+        <w:pStyle w:val="a2"/>
         <w:keepNext/>
         <w:jc w:val="center"/>
       </w:pPr>
@@ -1337,10 +1285,10 @@
           <w:noProof/>
         </w:rPr>
         <w:drawing>
-          <wp:inline distT="0" distB="0" distL="0" distR="0" wp14:anchorId="0BBD09A3" wp14:editId="352D51D4">
-            <wp:extent cx="6264322" cy="1990532"/>
-            <wp:effectExtent l="0" t="0" r="3175" b="0"/>
-            <wp:docPr id="9" name="Рисунок 9"/>
+          <wp:inline distT="0" distB="0" distL="0" distR="0" wp14:anchorId="0D63FFFA" wp14:editId="505FDDA1">
+            <wp:extent cx="3838095" cy="2438095"/>
+            <wp:effectExtent l="0" t="0" r="0" b="635"/>
+            <wp:docPr id="4" name="Рисунок 4"/>
             <wp:cNvGraphicFramePr>
               <a:graphicFrameLocks xmlns:a="http://schemas.openxmlformats.org/drawingml/2006/main" noChangeAspect="1"/>
             </wp:cNvGraphicFramePr>
@@ -1360,7 +1308,7 @@
                   <pic:spPr>
                     <a:xfrm>
                       <a:off x="0" y="0"/>
-                      <a:ext cx="6269132" cy="1992060"/>
+                      <a:ext cx="3838095" cy="2438095"/>
                     </a:xfrm>
                     <a:prstGeom prst="rect">
                       <a:avLst/>
@@ -1399,19 +1347,30 @@
         <w:fldChar w:fldCharType="end"/>
       </w:r>
       <w:r>
-        <w:t xml:space="preserve"> - </w:t>
-      </w:r>
-      <w:r>
-        <w:t>Временная диаграмма схемы в режиме</w:t>
-      </w:r>
-    </w:p>
-    <w:p>
-      <w:pPr>
-        <w:pStyle w:val="ab"/>
-      </w:pPr>
-      <w:r>
-        <w:t>функциональной симуляции (Часть 1)</w:t>
-      </w:r>
+        <w:t xml:space="preserve"> – Результат компиляции</w:t>
+      </w:r>
+    </w:p>
+    <w:p>
+      <w:pPr>
+        <w:spacing w:after="160" w:line="259" w:lineRule="auto"/>
+      </w:pPr>
+      <w:r>
+        <w:br w:type="page"/>
+      </w:r>
+    </w:p>
+    <w:p>
+      <w:pPr>
+        <w:pStyle w:val="1"/>
+      </w:pPr>
+      <w:r>
+        <w:lastRenderedPageBreak/>
+        <w:t xml:space="preserve">Рисунки временных диаграмм работы схемы в среде </w:t>
+      </w:r>
+      <w:proofErr w:type="spellStart"/>
+      <w:r>
+        <w:t>Quartus</w:t>
+      </w:r>
+      <w:proofErr w:type="spellEnd"/>
     </w:p>
     <w:p>
       <w:pPr>
@@ -1423,10 +1382,10 @@
           <w:noProof/>
         </w:rPr>
         <w:drawing>
-          <wp:inline distT="0" distB="0" distL="0" distR="0" wp14:anchorId="18657B7C" wp14:editId="5CBB4FDE">
-            <wp:extent cx="6366281" cy="2129051"/>
-            <wp:effectExtent l="0" t="0" r="0" b="5080"/>
-            <wp:docPr id="10" name="Рисунок 10"/>
+          <wp:inline distT="0" distB="0" distL="0" distR="0" wp14:anchorId="0BBD09A3" wp14:editId="352D51D4">
+            <wp:extent cx="6264322" cy="1990532"/>
+            <wp:effectExtent l="0" t="0" r="3175" b="0"/>
+            <wp:docPr id="9" name="Рисунок 9"/>
             <wp:cNvGraphicFramePr>
               <a:graphicFrameLocks xmlns:a="http://schemas.openxmlformats.org/drawingml/2006/main" noChangeAspect="1"/>
             </wp:cNvGraphicFramePr>
@@ -1446,7 +1405,7 @@
                   <pic:spPr>
                     <a:xfrm>
                       <a:off x="0" y="0"/>
-                      <a:ext cx="6380192" cy="2133703"/>
+                      <a:ext cx="6269132" cy="1992060"/>
                     </a:xfrm>
                     <a:prstGeom prst="rect">
                       <a:avLst/>
@@ -1485,10 +1444,7 @@
         <w:fldChar w:fldCharType="end"/>
       </w:r>
       <w:r>
-        <w:t xml:space="preserve"> - </w:t>
-      </w:r>
-      <w:r>
-        <w:t>Временная диаграмма схемы в режиме</w:t>
+        <w:t xml:space="preserve"> - Временная диаграмма схемы в режиме</w:t>
       </w:r>
     </w:p>
     <w:p>
@@ -1496,43 +1452,23 @@
         <w:pStyle w:val="ab"/>
       </w:pPr>
       <w:r>
-        <w:t xml:space="preserve">функциональной симуляции (Часть </w:t>
-      </w:r>
-      <w:r>
-        <w:t>2</w:t>
-      </w:r>
-      <w:r>
-        <w:t>)</w:t>
-      </w:r>
-    </w:p>
-    <w:p>
-      <w:pPr>
-        <w:spacing w:after="160" w:line="259" w:lineRule="auto"/>
-        <w:rPr>
-          <w:rFonts w:ascii="Times New Roman" w:hAnsi="Times New Roman" w:cs="Times New Roman"/>
-          <w:sz w:val="28"/>
-        </w:rPr>
-      </w:pPr>
-      <w:r>
-        <w:br w:type="page"/>
+        <w:t>функциональной симуляции (Часть 1)</w:t>
       </w:r>
     </w:p>
     <w:p>
       <w:pPr>
         <w:keepNext/>
-        <w:ind w:hanging="567"/>
         <w:jc w:val="center"/>
       </w:pPr>
       <w:r>
         <w:rPr>
           <w:noProof/>
         </w:rPr>
-        <w:lastRenderedPageBreak/>
         <w:drawing>
-          <wp:inline distT="0" distB="0" distL="0" distR="0" wp14:anchorId="00C995F0" wp14:editId="4F8CB8C1">
-            <wp:extent cx="6618457" cy="1992573"/>
-            <wp:effectExtent l="0" t="0" r="0" b="8255"/>
-            <wp:docPr id="11" name="Рисунок 11"/>
+          <wp:inline distT="0" distB="0" distL="0" distR="0" wp14:anchorId="18657B7C" wp14:editId="5CBB4FDE">
+            <wp:extent cx="6366281" cy="2129051"/>
+            <wp:effectExtent l="0" t="0" r="0" b="5080"/>
+            <wp:docPr id="10" name="Рисунок 10"/>
             <wp:cNvGraphicFramePr>
               <a:graphicFrameLocks xmlns:a="http://schemas.openxmlformats.org/drawingml/2006/main" noChangeAspect="1"/>
             </wp:cNvGraphicFramePr>
@@ -1552,7 +1488,7 @@
                   <pic:spPr>
                     <a:xfrm>
                       <a:off x="0" y="0"/>
-                      <a:ext cx="6624305" cy="1994334"/>
+                      <a:ext cx="6380192" cy="2133703"/>
                     </a:xfrm>
                     <a:prstGeom prst="rect">
                       <a:avLst/>
@@ -1591,16 +1527,7 @@
         <w:fldChar w:fldCharType="end"/>
       </w:r>
       <w:r>
-        <w:t xml:space="preserve"> – </w:t>
-      </w:r>
-      <w:r>
-        <w:t>Временная</w:t>
-      </w:r>
-      <w:r>
-        <w:t xml:space="preserve"> </w:t>
-      </w:r>
-      <w:r>
-        <w:t>диаграмма схемы в режиме</w:t>
+        <w:t xml:space="preserve"> - Временная диаграмма схемы в режиме</w:t>
       </w:r>
     </w:p>
     <w:p>
@@ -1608,29 +1535,37 @@
         <w:pStyle w:val="ab"/>
       </w:pPr>
       <w:r>
-        <w:t xml:space="preserve">временной </w:t>
-      </w:r>
-      <w:r>
-        <w:t>симуляции</w:t>
-      </w:r>
-      <w:r>
-        <w:t xml:space="preserve"> (Часть 1)</w:t>
+        <w:t>функциональной симуляции (Часть 2)</w:t>
+      </w:r>
+    </w:p>
+    <w:p>
+      <w:pPr>
+        <w:spacing w:after="160" w:line="259" w:lineRule="auto"/>
+        <w:rPr>
+          <w:rFonts w:ascii="Times New Roman" w:hAnsi="Times New Roman" w:cs="Times New Roman"/>
+          <w:sz w:val="28"/>
+        </w:rPr>
+      </w:pPr>
+      <w:r>
+        <w:br w:type="page"/>
       </w:r>
     </w:p>
     <w:p>
       <w:pPr>
         <w:keepNext/>
+        <w:ind w:hanging="567"/>
         <w:jc w:val="center"/>
       </w:pPr>
       <w:r>
         <w:rPr>
           <w:noProof/>
         </w:rPr>
+        <w:lastRenderedPageBreak/>
         <w:drawing>
-          <wp:inline distT="0" distB="0" distL="0" distR="0" wp14:anchorId="0BC87FEF" wp14:editId="6C46638F">
-            <wp:extent cx="6335579" cy="2115403"/>
-            <wp:effectExtent l="0" t="0" r="8255" b="0"/>
-            <wp:docPr id="13" name="Рисунок 13"/>
+          <wp:inline distT="0" distB="0" distL="0" distR="0" wp14:anchorId="00C995F0" wp14:editId="4F8CB8C1">
+            <wp:extent cx="6618457" cy="1992573"/>
+            <wp:effectExtent l="0" t="0" r="0" b="8255"/>
+            <wp:docPr id="11" name="Рисунок 11"/>
             <wp:cNvGraphicFramePr>
               <a:graphicFrameLocks xmlns:a="http://schemas.openxmlformats.org/drawingml/2006/main" noChangeAspect="1"/>
             </wp:cNvGraphicFramePr>
@@ -1650,7 +1585,7 @@
                   <pic:spPr>
                     <a:xfrm>
                       <a:off x="0" y="0"/>
-                      <a:ext cx="6349765" cy="2120139"/>
+                      <a:ext cx="6624305" cy="1994334"/>
                     </a:xfrm>
                     <a:prstGeom prst="rect">
                       <a:avLst/>
@@ -1689,10 +1624,7 @@
         <w:fldChar w:fldCharType="end"/>
       </w:r>
       <w:r>
-        <w:t xml:space="preserve"> - </w:t>
-      </w:r>
-      <w:r>
-        <w:t>Временная диаграмма схемы в режиме</w:t>
+        <w:t xml:space="preserve"> – Временная диаграмма схемы в режиме</w:t>
       </w:r>
     </w:p>
     <w:p>
@@ -1703,43 +1635,10 @@
         <w:t xml:space="preserve">временной </w:t>
       </w:r>
       <w:r>
-        <w:t xml:space="preserve">симуляции (Часть </w:t>
-      </w:r>
-      <w:r>
-        <w:t>2</w:t>
-      </w:r>
-      <w:r>
-        <w:t>)</w:t>
-      </w:r>
-    </w:p>
-    <w:p>
-      <w:pPr>
-        <w:pStyle w:val="ab"/>
-        <w:jc w:val="left"/>
-      </w:pPr>
-    </w:p>
-    <w:p>
-      <w:pPr>
-        <w:spacing w:after="160" w:line="259" w:lineRule="auto"/>
-        <w:rPr>
-          <w:rFonts w:ascii="Times New Roman" w:hAnsi="Times New Roman" w:cs="Times New Roman"/>
-          <w:sz w:val="28"/>
-        </w:rPr>
-      </w:pPr>
-      <w:r>
-        <w:br w:type="page"/>
-      </w:r>
-    </w:p>
-    <w:p>
-      <w:pPr>
-        <w:pStyle w:val="1"/>
-      </w:pPr>
-      <w:r>
-        <w:lastRenderedPageBreak/>
-        <w:t>Оценка</w:t>
-      </w:r>
-      <w:r>
-        <w:t xml:space="preserve"> задержки распространения сигналов, вносимой схемой</w:t>
+        <w:t>симуляции</w:t>
+      </w:r>
+      <w:r>
+        <w:t xml:space="preserve"> (Часть 1)</w:t>
       </w:r>
     </w:p>
     <w:p>
@@ -1752,10 +1651,10 @@
           <w:noProof/>
         </w:rPr>
         <w:drawing>
-          <wp:inline distT="0" distB="0" distL="0" distR="0" wp14:anchorId="30BE7E99" wp14:editId="73BCCBA8">
-            <wp:extent cx="6152515" cy="1943735"/>
-            <wp:effectExtent l="0" t="0" r="635" b="0"/>
-            <wp:docPr id="7" name="Рисунок 7"/>
+          <wp:inline distT="0" distB="0" distL="0" distR="0" wp14:anchorId="0BC87FEF" wp14:editId="6C46638F">
+            <wp:extent cx="6335579" cy="2115403"/>
+            <wp:effectExtent l="0" t="0" r="8255" b="0"/>
+            <wp:docPr id="13" name="Рисунок 13"/>
             <wp:cNvGraphicFramePr>
               <a:graphicFrameLocks xmlns:a="http://schemas.openxmlformats.org/drawingml/2006/main" noChangeAspect="1"/>
             </wp:cNvGraphicFramePr>
@@ -1775,6 +1674,122 @@
                   <pic:spPr>
                     <a:xfrm>
                       <a:off x="0" y="0"/>
+                      <a:ext cx="6349765" cy="2120139"/>
+                    </a:xfrm>
+                    <a:prstGeom prst="rect">
+                      <a:avLst/>
+                    </a:prstGeom>
+                  </pic:spPr>
+                </pic:pic>
+              </a:graphicData>
+            </a:graphic>
+          </wp:inline>
+        </w:drawing>
+      </w:r>
+    </w:p>
+    <w:p>
+      <w:pPr>
+        <w:pStyle w:val="ab"/>
+      </w:pPr>
+      <w:r>
+        <w:t xml:space="preserve">Рисунок </w:t>
+      </w:r>
+      <w:r>
+        <w:fldChar w:fldCharType="begin"/>
+      </w:r>
+      <w:r>
+        <w:instrText xml:space="preserve"> SEQ Рисунок \* ARABIC </w:instrText>
+      </w:r>
+      <w:r>
+        <w:fldChar w:fldCharType="separate"/>
+      </w:r>
+      <w:r>
+        <w:rPr>
+          <w:noProof/>
+        </w:rPr>
+        <w:t>9</w:t>
+      </w:r>
+      <w:r>
+        <w:fldChar w:fldCharType="end"/>
+      </w:r>
+      <w:r>
+        <w:t xml:space="preserve"> - Временная диаграмма схемы в режиме</w:t>
+      </w:r>
+    </w:p>
+    <w:p>
+      <w:pPr>
+        <w:pStyle w:val="ab"/>
+      </w:pPr>
+      <w:r>
+        <w:t xml:space="preserve">временной </w:t>
+      </w:r>
+      <w:r>
+        <w:t>симуляции (Часть 2)</w:t>
+      </w:r>
+    </w:p>
+    <w:p>
+      <w:pPr>
+        <w:pStyle w:val="ab"/>
+        <w:jc w:val="left"/>
+      </w:pPr>
+    </w:p>
+    <w:p>
+      <w:pPr>
+        <w:spacing w:after="160" w:line="259" w:lineRule="auto"/>
+        <w:rPr>
+          <w:rFonts w:ascii="Times New Roman" w:hAnsi="Times New Roman" w:cs="Times New Roman"/>
+          <w:sz w:val="28"/>
+        </w:rPr>
+      </w:pPr>
+      <w:r>
+        <w:br w:type="page"/>
+      </w:r>
+    </w:p>
+    <w:p>
+      <w:pPr>
+        <w:pStyle w:val="1"/>
+      </w:pPr>
+      <w:r>
+        <w:lastRenderedPageBreak/>
+        <w:t>Оценка</w:t>
+      </w:r>
+      <w:r>
+        <w:t xml:space="preserve"> задержки распространения сигналов, вносимой схемой</w:t>
+      </w:r>
+    </w:p>
+    <w:p>
+      <w:pPr>
+        <w:keepNext/>
+        <w:jc w:val="center"/>
+      </w:pPr>
+      <w:r>
+        <w:rPr>
+          <w:noProof/>
+        </w:rPr>
+        <w:drawing>
+          <wp:inline distT="0" distB="0" distL="0" distR="0" wp14:anchorId="30BE7E99" wp14:editId="73BCCBA8">
+            <wp:extent cx="6152515" cy="1943735"/>
+            <wp:effectExtent l="0" t="0" r="635" b="0"/>
+            <wp:docPr id="7" name="Рисунок 7"/>
+            <wp:cNvGraphicFramePr>
+              <a:graphicFrameLocks xmlns:a="http://schemas.openxmlformats.org/drawingml/2006/main" noChangeAspect="1"/>
+            </wp:cNvGraphicFramePr>
+            <a:graphic xmlns:a="http://schemas.openxmlformats.org/drawingml/2006/main">
+              <a:graphicData uri="http://schemas.openxmlformats.org/drawingml/2006/picture">
+                <pic:pic xmlns:pic="http://schemas.openxmlformats.org/drawingml/2006/picture">
+                  <pic:nvPicPr>
+                    <pic:cNvPr id="1" name=""/>
+                    <pic:cNvPicPr/>
+                  </pic:nvPicPr>
+                  <pic:blipFill>
+                    <a:blip r:embed="rId18"/>
+                    <a:stretch>
+                      <a:fillRect/>
+                    </a:stretch>
+                  </pic:blipFill>
+                  <pic:spPr>
+                    <a:xfrm>
+                      <a:off x="0" y="0"/>
                       <a:ext cx="6152515" cy="1943735"/>
                     </a:xfrm>
                     <a:prstGeom prst="rect">
@@ -1808,7 +1823,7 @@
         <w:rPr>
           <w:noProof/>
         </w:rPr>
-        <w:t>9</w:t>
+        <w:t>10</w:t>
       </w:r>
       <w:r>
         <w:fldChar w:fldCharType="end"/>
@@ -2026,21 +2041,7 @@
           <w:rFonts w:ascii="Times New Roman" w:hAnsi="Times New Roman" w:cs="Times New Roman"/>
           <w:sz w:val="28"/>
         </w:rPr>
-        <w:t xml:space="preserve"> (дата обращения: </w:t>
-      </w:r>
-      <w:r>
-        <w:rPr>
-          <w:rFonts w:ascii="Times New Roman" w:hAnsi="Times New Roman" w:cs="Times New Roman"/>
-          <w:sz w:val="28"/>
-        </w:rPr>
-        <w:t>15</w:t>
-      </w:r>
-      <w:r>
-        <w:rPr>
-          <w:rFonts w:ascii="Times New Roman" w:hAnsi="Times New Roman" w:cs="Times New Roman"/>
-          <w:sz w:val="28"/>
-        </w:rPr>
-        <w:t>.05.2026)</w:t>
+        <w:t xml:space="preserve"> (дата обращения: 15.05.2026)</w:t>
       </w:r>
     </w:p>
     <w:p>
@@ -3875,6 +3876,7 @@
   <w:style w:type="character" w:default="1" w:styleId="a3">
     <w:name w:val="Default Paragraph Font"/>
     <w:uiPriority w:val="1"/>
+    <w:semiHidden/>
     <w:unhideWhenUsed/>
   </w:style>
   <w:style w:type="table" w:default="1" w:styleId="a4">

--- a/6/Схемотехника/lab7/lab.docx
+++ b/6/Схемотехника/lab7/lab.docx
@@ -171,8 +171,321 @@
     <w:p>
       <w:pPr>
         <w:pStyle w:val="a2"/>
-        <w:keepNext/>
-        <w:ind w:hanging="1134"/>
+      </w:pPr>
+      <w:r>
+        <w:t>Задача формирования последовательности сводится к следующему: если через N обозначить порядковый номер входного импульса, то выходной код определяется выражением:</w:t>
+      </w:r>
+    </w:p>
+    <w:p>
+      <w:pPr>
+        <w:pStyle w:val="a0"/>
+      </w:pPr>
+      <w:r>
+        <w:t xml:space="preserve">если N </w:t>
+      </w:r>
+      <w:proofErr w:type="spellStart"/>
+      <w:r>
+        <w:t>mod</w:t>
+      </w:r>
+      <w:proofErr w:type="spellEnd"/>
+      <w:r>
+        <w:t xml:space="preserve"> 2M ≤ M, то Q = N </w:t>
+      </w:r>
+      <w:proofErr w:type="spellStart"/>
+      <w:r>
+        <w:t>mod</w:t>
+      </w:r>
+      <w:proofErr w:type="spellEnd"/>
+      <w:r>
+        <w:t xml:space="preserve"> 2M</w:t>
+      </w:r>
+    </w:p>
+    <w:p>
+      <w:pPr>
+        <w:pStyle w:val="a0"/>
+      </w:pPr>
+      <w:r>
+        <w:t xml:space="preserve">если N </w:t>
+      </w:r>
+      <w:proofErr w:type="spellStart"/>
+      <w:r>
+        <w:t>mod</w:t>
+      </w:r>
+      <w:proofErr w:type="spellEnd"/>
+      <w:r>
+        <w:t xml:space="preserve"> 2</w:t>
+      </w:r>
+      <w:proofErr w:type="gramStart"/>
+      <w:r>
+        <w:t>M &gt;</w:t>
+      </w:r>
+      <w:proofErr w:type="gramEnd"/>
+      <w:r>
+        <w:t xml:space="preserve"> M, то Q = 2M − (N </w:t>
+      </w:r>
+      <w:proofErr w:type="spellStart"/>
+      <w:r>
+        <w:t>mod</w:t>
+      </w:r>
+      <w:proofErr w:type="spellEnd"/>
+      <w:r>
+        <w:t xml:space="preserve"> 2M)</w:t>
+      </w:r>
+    </w:p>
+    <w:p>
+      <w:pPr>
+        <w:pStyle w:val="a2"/>
+      </w:pPr>
+      <w:r>
+        <w:t>Это означает, что достаточно иметь внутренний счётчик по модулю 2M = 30, и по его текущему значению вычислять выходной код комбинационной логикой.</w:t>
+      </w:r>
+      <w:r>
+        <w:t xml:space="preserve"> </w:t>
+      </w:r>
+      <w:r>
+        <w:t>Концептуально схема состоит из четырёх функциональных блоков</w:t>
+      </w:r>
+      <w:r>
+        <w:t>.</w:t>
+      </w:r>
+    </w:p>
+    <w:p>
+      <w:pPr>
+        <w:pStyle w:val="2"/>
+      </w:pPr>
+      <w:r>
+        <w:t>Блок 1</w:t>
+      </w:r>
+      <w:r>
+        <w:t xml:space="preserve"> – </w:t>
+      </w:r>
+      <w:r>
+        <w:t>Внутренний</w:t>
+      </w:r>
+      <w:r>
+        <w:t xml:space="preserve"> </w:t>
+      </w:r>
+      <w:r>
+        <w:t>счётчик LPM_COUNTER</w:t>
+      </w:r>
+    </w:p>
+    <w:p>
+      <w:pPr>
+        <w:pStyle w:val="a2"/>
+      </w:pPr>
+      <w:r>
+        <w:t xml:space="preserve">Счётчик с модулем счёта 2M = 30 формирует на выходе значения от 0 до 29 циклически. Разрядность — 5 бит (так как 2^5 = </w:t>
+      </w:r>
+      <w:proofErr w:type="gramStart"/>
+      <w:r>
+        <w:t>32 &gt;</w:t>
+      </w:r>
+      <w:proofErr w:type="gramEnd"/>
+      <w:r>
+        <w:t xml:space="preserve"> 30).</w:t>
+      </w:r>
+    </w:p>
+    <w:p>
+      <w:pPr>
+        <w:pStyle w:val="2"/>
+      </w:pPr>
+      <w:r>
+        <w:t>Блок 2</w:t>
+      </w:r>
+      <w:r>
+        <w:t xml:space="preserve"> – </w:t>
+      </w:r>
+      <w:r>
+        <w:t>Компаратор</w:t>
+      </w:r>
+      <w:r>
+        <w:t xml:space="preserve"> </w:t>
+      </w:r>
+      <w:r>
+        <w:t>LPM_COMPARE</w:t>
+      </w:r>
+    </w:p>
+    <w:p>
+      <w:pPr>
+        <w:pStyle w:val="a2"/>
+      </w:pPr>
+      <w:r>
+        <w:t xml:space="preserve">Сравнивает текущее значение счётчика со значением M = 15. Вырабатывает управляющий сигнал </w:t>
+      </w:r>
+      <w:proofErr w:type="spellStart"/>
+      <w:r>
+        <w:t>sel</w:t>
+      </w:r>
+      <w:proofErr w:type="spellEnd"/>
+      <w:r>
+        <w:t xml:space="preserve">: </w:t>
+      </w:r>
+      <w:proofErr w:type="spellStart"/>
+      <w:r>
+        <w:t>sel</w:t>
+      </w:r>
+      <w:proofErr w:type="spellEnd"/>
+      <w:r>
+        <w:t xml:space="preserve"> = 1, если </w:t>
+      </w:r>
+      <w:proofErr w:type="gramStart"/>
+      <w:r>
+        <w:t>счётчик &gt;</w:t>
+      </w:r>
+      <w:proofErr w:type="gramEnd"/>
+      <w:r>
+        <w:t xml:space="preserve"> 15 (нисходящая ветвь последовательности), </w:t>
+      </w:r>
+      <w:proofErr w:type="spellStart"/>
+      <w:r>
+        <w:t>sel</w:t>
+      </w:r>
+      <w:proofErr w:type="spellEnd"/>
+      <w:r>
+        <w:t xml:space="preserve"> = 0 в противном случае (восходящая ветвь).</w:t>
+      </w:r>
+    </w:p>
+    <w:p>
+      <w:pPr>
+        <w:pStyle w:val="2"/>
+      </w:pPr>
+      <w:r>
+        <w:t xml:space="preserve">Блок 3 — </w:t>
+      </w:r>
+      <w:proofErr w:type="spellStart"/>
+      <w:r>
+        <w:t>Вычитатель</w:t>
+      </w:r>
+      <w:proofErr w:type="spellEnd"/>
+      <w:r>
+        <w:t xml:space="preserve"> LPM_ADD</w:t>
+      </w:r>
+      <w:r>
+        <w:t>_</w:t>
+      </w:r>
+      <w:r>
+        <w:t>SUB</w:t>
+      </w:r>
+    </w:p>
+    <w:p>
+      <w:pPr>
+        <w:pStyle w:val="a2"/>
+      </w:pPr>
+      <w:r>
+        <w:t xml:space="preserve">Вычисляет значение 2M − </w:t>
+      </w:r>
+      <w:proofErr w:type="spellStart"/>
+      <w:r>
+        <w:t>count</w:t>
+      </w:r>
+      <w:proofErr w:type="spellEnd"/>
+      <w:r>
+        <w:t xml:space="preserve"> = 30 − </w:t>
+      </w:r>
+      <w:proofErr w:type="spellStart"/>
+      <w:r>
+        <w:t>count</w:t>
+      </w:r>
+      <w:proofErr w:type="spellEnd"/>
+      <w:r>
+        <w:t xml:space="preserve">, которое соответствует выходному коду на нисходящей ветви. Настраивается в режиме вычитания: </w:t>
+      </w:r>
+      <w:proofErr w:type="spellStart"/>
+      <w:r>
+        <w:t>dataa</w:t>
+      </w:r>
+      <w:proofErr w:type="spellEnd"/>
+      <w:r>
+        <w:t xml:space="preserve"> подключена к константе 30 (11110₂), </w:t>
+      </w:r>
+      <w:proofErr w:type="spellStart"/>
+      <w:r>
+        <w:t>datab</w:t>
+      </w:r>
+      <w:proofErr w:type="spellEnd"/>
+      <w:r>
+        <w:t xml:space="preserve"> — к выходу счётчика.</w:t>
+      </w:r>
+    </w:p>
+    <w:p>
+      <w:pPr>
+        <w:pStyle w:val="2"/>
+      </w:pPr>
+      <w:r>
+        <w:t>Блок 4 — Мультиплексор LPM_MUX</w:t>
+      </w:r>
+    </w:p>
+    <w:p>
+      <w:pPr>
+        <w:pStyle w:val="a2"/>
+      </w:pPr>
+      <w:r>
+        <w:t xml:space="preserve">Выбирает между прямым значением счётчика и результатом </w:t>
+      </w:r>
+      <w:proofErr w:type="spellStart"/>
+      <w:r>
+        <w:t>вычитателя</w:t>
+      </w:r>
+      <w:proofErr w:type="spellEnd"/>
+      <w:r>
+        <w:t xml:space="preserve"> в зависимости от сигнала </w:t>
+      </w:r>
+      <w:proofErr w:type="spellStart"/>
+      <w:r>
+        <w:t>sel</w:t>
+      </w:r>
+      <w:proofErr w:type="spellEnd"/>
+      <w:r>
+        <w:t xml:space="preserve"> с компаратора. Результат — </w:t>
+      </w:r>
+      <w:r>
+        <w:t>5</w:t>
+      </w:r>
+      <w:r>
+        <w:t xml:space="preserve">-разрядный выходной код </w:t>
+      </w:r>
+      <w:proofErr w:type="gramStart"/>
+      <w:r>
+        <w:t>Q[</w:t>
+      </w:r>
+      <w:proofErr w:type="gramEnd"/>
+      <w:r>
+        <w:t>4</w:t>
+      </w:r>
+      <w:r>
+        <w:t>..0].</w:t>
+      </w:r>
+    </w:p>
+    <w:p>
+      <w:pPr>
+        <w:spacing w:after="160" w:line="259" w:lineRule="auto"/>
+        <w:rPr>
+          <w:rFonts w:ascii="Times New Roman" w:hAnsi="Times New Roman" w:cs="Times New Roman"/>
+          <w:sz w:val="28"/>
+        </w:rPr>
+      </w:pPr>
+      <w:r>
+        <w:br w:type="page"/>
+      </w:r>
+    </w:p>
+    <w:p>
+      <w:pPr>
+        <w:pStyle w:val="1"/>
+      </w:pPr>
+      <w:r>
+        <w:lastRenderedPageBreak/>
+        <w:t xml:space="preserve">Схема устройства в графическом формате в среде </w:t>
+      </w:r>
+      <w:proofErr w:type="spellStart"/>
+      <w:r>
+        <w:t>Quartus</w:t>
+      </w:r>
+      <w:proofErr w:type="spellEnd"/>
+    </w:p>
+    <w:p>
+      <w:pPr>
+        <w:pStyle w:val="a2"/>
+        <w:ind w:hanging="993"/>
         <w:jc w:val="center"/>
       </w:pPr>
       <w:r>
@@ -180,9 +493,9 @@
           <w:noProof/>
         </w:rPr>
         <w:drawing>
-          <wp:inline distT="0" distB="0" distL="0" distR="0" wp14:anchorId="0AED6D28" wp14:editId="38A97B15">
-            <wp:extent cx="6888462" cy="2228850"/>
-            <wp:effectExtent l="0" t="0" r="8255" b="0"/>
+          <wp:inline distT="0" distB="0" distL="0" distR="0" wp14:anchorId="3BF8A56A" wp14:editId="1680D2F4">
+            <wp:extent cx="6523367" cy="3051958"/>
+            <wp:effectExtent l="0" t="0" r="0" b="0"/>
             <wp:docPr id="5" name="Рисунок 5"/>
             <wp:cNvGraphicFramePr>
               <a:graphicFrameLocks xmlns:a="http://schemas.openxmlformats.org/drawingml/2006/main" noChangeAspect="1"/>
@@ -203,7 +516,7 @@
                   <pic:spPr>
                     <a:xfrm>
                       <a:off x="0" y="0"/>
-                      <a:ext cx="6891989" cy="2229991"/>
+                      <a:ext cx="6537289" cy="3058471"/>
                     </a:xfrm>
                     <a:prstGeom prst="rect">
                       <a:avLst/>
@@ -242,15 +555,42 @@
         <w:fldChar w:fldCharType="end"/>
       </w:r>
       <w:r>
-        <w:t xml:space="preserve"> – Схема концепции проектирования</w:t>
-      </w:r>
+        <w:t xml:space="preserve"> – </w:t>
+      </w:r>
+      <w:r>
+        <w:t>Схема</w:t>
+      </w:r>
+      <w:r>
+        <w:t xml:space="preserve"> </w:t>
+      </w:r>
+      <w:r>
+        <w:t xml:space="preserve">в </w:t>
+      </w:r>
+      <w:proofErr w:type="spellStart"/>
+      <w:r>
+        <w:t>Quartus</w:t>
+      </w:r>
+      <w:proofErr w:type="spellEnd"/>
     </w:p>
     <w:p>
       <w:pPr>
         <w:pStyle w:val="a2"/>
       </w:pPr>
-      <w:r>
-        <w:t>Задача формирования последовательности сводится к следующему: если через N обозначить порядковый номер входного импульса, то выходной код определяется выражением:</w:t>
+    </w:p>
+    <w:p>
+      <w:pPr>
+        <w:pStyle w:val="a2"/>
+      </w:pPr>
+      <w:r>
+        <w:t xml:space="preserve">На схеме задействованы следующие </w:t>
+      </w:r>
+      <w:proofErr w:type="spellStart"/>
+      <w:r>
+        <w:t>мегафункции</w:t>
+      </w:r>
+      <w:proofErr w:type="spellEnd"/>
+      <w:r>
+        <w:t xml:space="preserve"> и их соединения</w:t>
       </w:r>
     </w:p>
     <w:p>
@@ -258,23 +598,160 @@
         <w:pStyle w:val="a0"/>
       </w:pPr>
       <w:r>
-        <w:t xml:space="preserve">если N </w:t>
+        <w:rPr>
+          <w:lang w:val="en-US"/>
+        </w:rPr>
+        <w:t>LPM</w:t>
+      </w:r>
+      <w:r>
+        <w:t>_</w:t>
+      </w:r>
+      <w:r>
+        <w:rPr>
+          <w:lang w:val="en-US"/>
+        </w:rPr>
+        <w:t>COUNTER</w:t>
+      </w:r>
+      <w:r>
+        <w:t xml:space="preserve">: разрядность 5 бит, модуль 30, вход </w:t>
+      </w:r>
+      <w:r>
+        <w:rPr>
+          <w:lang w:val="en-US"/>
+        </w:rPr>
+        <w:t>clock</w:t>
+      </w:r>
+      <w:r>
+        <w:t xml:space="preserve">, выходная шина </w:t>
+      </w:r>
+      <w:proofErr w:type="gramStart"/>
+      <w:r>
+        <w:rPr>
+          <w:lang w:val="en-US"/>
+        </w:rPr>
+        <w:t>q</w:t>
+      </w:r>
+      <w:r>
+        <w:t>[</w:t>
+      </w:r>
+      <w:proofErr w:type="gramEnd"/>
+      <w:r>
+        <w:t>4..0].</w:t>
+      </w:r>
+    </w:p>
+    <w:p>
+      <w:pPr>
+        <w:pStyle w:val="a0"/>
+      </w:pPr>
+      <w:r>
+        <w:rPr>
+          <w:lang w:val="en-US"/>
+        </w:rPr>
+        <w:t>LPM</w:t>
+      </w:r>
+      <w:r>
+        <w:t>_</w:t>
+      </w:r>
+      <w:r>
+        <w:rPr>
+          <w:lang w:val="en-US"/>
+        </w:rPr>
+        <w:t>COMPARE</w:t>
+      </w:r>
+      <w:r>
+        <w:t xml:space="preserve">: разрядность 5 бит, </w:t>
       </w:r>
       <w:proofErr w:type="spellStart"/>
       <w:r>
-        <w:t>mod</w:t>
+        <w:rPr>
+          <w:lang w:val="en-US"/>
+        </w:rPr>
+        <w:t>dataa</w:t>
       </w:r>
       <w:proofErr w:type="spellEnd"/>
       <w:r>
-        <w:t xml:space="preserve"> 2M ≤ M, то Q = N </w:t>
+        <w:t xml:space="preserve"> подключена к </w:t>
+      </w:r>
+      <w:proofErr w:type="gramStart"/>
+      <w:r>
+        <w:rPr>
+          <w:lang w:val="en-US"/>
+        </w:rPr>
+        <w:t>q</w:t>
+      </w:r>
+      <w:r>
+        <w:t>[</w:t>
+      </w:r>
+      <w:proofErr w:type="gramEnd"/>
+      <w:r>
+        <w:t xml:space="preserve">4..0] счётчика, </w:t>
       </w:r>
       <w:proofErr w:type="spellStart"/>
       <w:r>
-        <w:t>mod</w:t>
+        <w:rPr>
+          <w:lang w:val="en-US"/>
+        </w:rPr>
+        <w:t>datab</w:t>
       </w:r>
       <w:proofErr w:type="spellEnd"/>
       <w:r>
-        <w:t xml:space="preserve"> 2M</w:t>
+        <w:t xml:space="preserve"> подключена к константе 15</w:t>
+      </w:r>
+      <w:r>
+        <w:t xml:space="preserve"> (</w:t>
+      </w:r>
+      <w:r>
+        <w:t>01111</w:t>
+      </w:r>
+      <w:r>
+        <w:t>)</w:t>
+      </w:r>
+      <w:r>
+        <w:t xml:space="preserve">, выход </w:t>
+      </w:r>
+      <w:proofErr w:type="spellStart"/>
+      <w:r>
+        <w:rPr>
+          <w:lang w:val="en-US"/>
+        </w:rPr>
+        <w:t>agb</w:t>
+      </w:r>
+      <w:proofErr w:type="spellEnd"/>
+      <w:r>
+        <w:t xml:space="preserve"> (</w:t>
+      </w:r>
+      <w:proofErr w:type="spellStart"/>
+      <w:r>
+        <w:rPr>
+          <w:lang w:val="en-US"/>
+        </w:rPr>
+        <w:t>dataa</w:t>
+      </w:r>
+      <w:proofErr w:type="spellEnd"/>
+      <w:r>
+        <w:t xml:space="preserve"> &gt; </w:t>
+      </w:r>
+      <w:proofErr w:type="spellStart"/>
+      <w:r>
+        <w:rPr>
+          <w:lang w:val="en-US"/>
+        </w:rPr>
+        <w:t>datab</w:t>
+      </w:r>
+      <w:proofErr w:type="spellEnd"/>
+      <w:r>
+        <w:t xml:space="preserve">) служит сигналом </w:t>
+      </w:r>
+      <w:proofErr w:type="spellStart"/>
+      <w:r>
+        <w:rPr>
+          <w:lang w:val="en-US"/>
+        </w:rPr>
+        <w:t>sel</w:t>
+      </w:r>
+      <w:proofErr w:type="spellEnd"/>
+      <w:r>
+        <w:t>.</w:t>
       </w:r>
     </w:p>
     <w:p>
@@ -282,289 +759,273 @@
         <w:pStyle w:val="a0"/>
       </w:pPr>
       <w:r>
-        <w:t xml:space="preserve">если N </w:t>
+        <w:rPr>
+          <w:lang w:val="en-US"/>
+        </w:rPr>
+        <w:t>LPM</w:t>
+      </w:r>
+      <w:r>
+        <w:t>_</w:t>
+      </w:r>
+      <w:r>
+        <w:rPr>
+          <w:lang w:val="en-US"/>
+        </w:rPr>
+        <w:t>ADD</w:t>
+      </w:r>
+      <w:r>
+        <w:t>_</w:t>
+      </w:r>
+      <w:r>
+        <w:rPr>
+          <w:lang w:val="en-US"/>
+        </w:rPr>
+        <w:t>SUB</w:t>
+      </w:r>
+      <w:r>
+        <w:t>: разрядность 5 бит, режим вычитания (</w:t>
+      </w:r>
+      <w:r>
+        <w:rPr>
+          <w:lang w:val="en-US"/>
+        </w:rPr>
+        <w:t>Subtraction</w:t>
+      </w:r>
+      <w:r>
+        <w:t xml:space="preserve">), </w:t>
       </w:r>
       <w:proofErr w:type="spellStart"/>
       <w:r>
-        <w:t>mod</w:t>
+        <w:rPr>
+          <w:lang w:val="en-US"/>
+        </w:rPr>
+        <w:t>dataa</w:t>
       </w:r>
       <w:proofErr w:type="spellEnd"/>
       <w:r>
-        <w:t xml:space="preserve"> 2</w:t>
+        <w:t xml:space="preserve"> подключена к константе 30 (11110₂</w:t>
+      </w:r>
+      <w:r>
+        <w:t>)</w:t>
+      </w:r>
+      <w:r>
+        <w:t xml:space="preserve">, </w:t>
+      </w:r>
+      <w:proofErr w:type="spellStart"/>
+      <w:r>
+        <w:rPr>
+          <w:lang w:val="en-US"/>
+        </w:rPr>
+        <w:t>datab</w:t>
+      </w:r>
+      <w:proofErr w:type="spellEnd"/>
+      <w:r>
+        <w:t xml:space="preserve"> подключена к </w:t>
       </w:r>
       <w:proofErr w:type="gramStart"/>
       <w:r>
-        <w:t>M &gt;</w:t>
+        <w:rPr>
+          <w:lang w:val="en-US"/>
+        </w:rPr>
+        <w:t>q</w:t>
+      </w:r>
+      <w:r>
+        <w:t>[</w:t>
       </w:r>
       <w:proofErr w:type="gramEnd"/>
       <w:r>
-        <w:t xml:space="preserve"> M, то Q = 2M − (N </w:t>
+        <w:t xml:space="preserve">4..0] счётчика, выход </w:t>
+      </w:r>
+      <w:r>
+        <w:rPr>
+          <w:lang w:val="en-US"/>
+        </w:rPr>
+        <w:t>result</w:t>
+      </w:r>
+      <w:r>
+        <w:t xml:space="preserve">[4..0]. </w:t>
+      </w:r>
+    </w:p>
+    <w:p>
+      <w:pPr>
+        <w:pStyle w:val="a0"/>
+      </w:pPr>
+      <w:r>
+        <w:rPr>
+          <w:lang w:val="en-US"/>
+        </w:rPr>
+        <w:t>LPM</w:t>
+      </w:r>
+      <w:r>
+        <w:t>_</w:t>
+      </w:r>
+      <w:r>
+        <w:rPr>
+          <w:lang w:val="en-US"/>
+        </w:rPr>
+        <w:t>MUX</w:t>
+      </w:r>
+      <w:r>
+        <w:t xml:space="preserve">: 2 входа по 4 бита, </w:t>
+      </w:r>
+      <w:r>
+        <w:rPr>
+          <w:lang w:val="en-US"/>
+        </w:rPr>
+        <w:t>data</w:t>
+      </w:r>
+      <w:r>
+        <w:t>0[</w:t>
+      </w:r>
+      <w:proofErr w:type="gramStart"/>
+      <w:r>
+        <w:t>4</w:t>
+      </w:r>
+      <w:r>
+        <w:t>..</w:t>
+      </w:r>
+      <w:proofErr w:type="gramEnd"/>
+      <w:r>
+        <w:t xml:space="preserve">0] подключена к </w:t>
+      </w:r>
+      <w:r>
+        <w:rPr>
+          <w:lang w:val="en-US"/>
+        </w:rPr>
+        <w:t>q</w:t>
+      </w:r>
+      <w:r>
+        <w:t>[</w:t>
+      </w:r>
+      <w:r>
+        <w:t>4</w:t>
+      </w:r>
+      <w:r>
+        <w:t xml:space="preserve">..0] счётчика, </w:t>
+      </w:r>
+      <w:r>
+        <w:rPr>
+          <w:lang w:val="en-US"/>
+        </w:rPr>
+        <w:t>data</w:t>
+      </w:r>
+      <w:r>
+        <w:t>1[</w:t>
+      </w:r>
+      <w:r>
+        <w:t>4</w:t>
+      </w:r>
+      <w:r>
+        <w:t xml:space="preserve">..0] подключена к </w:t>
+      </w:r>
+      <w:r>
+        <w:rPr>
+          <w:lang w:val="en-US"/>
+        </w:rPr>
+        <w:t>result</w:t>
+      </w:r>
+      <w:r>
+        <w:t>[</w:t>
+      </w:r>
+      <w:r>
+        <w:t>4</w:t>
+      </w:r>
+      <w:r>
+        <w:t xml:space="preserve">..0] </w:t>
       </w:r>
       <w:proofErr w:type="spellStart"/>
       <w:r>
-        <w:t>mod</w:t>
+        <w:t>вычитателя</w:t>
       </w:r>
       <w:proofErr w:type="spellEnd"/>
       <w:r>
-        <w:t xml:space="preserve"> 2M)</w:t>
-      </w:r>
-    </w:p>
-    <w:p>
-      <w:pPr>
-        <w:pStyle w:val="a2"/>
-      </w:pPr>
-      <w:r>
-        <w:t>Это означает, что достаточно иметь внутренний счётчик по модулю 2M = 30, и по его текущему значению вычислять выходной код комбинационной логикой.</w:t>
+        <w:t xml:space="preserve">, </w:t>
+      </w:r>
+      <w:proofErr w:type="spellStart"/>
+      <w:r>
+        <w:rPr>
+          <w:lang w:val="en-US"/>
+        </w:rPr>
+        <w:t>sel</w:t>
+      </w:r>
+      <w:proofErr w:type="spellEnd"/>
+      <w:r>
+        <w:t xml:space="preserve"> подключен к выходу </w:t>
+      </w:r>
+      <w:proofErr w:type="spellStart"/>
+      <w:r>
+        <w:rPr>
+          <w:lang w:val="en-US"/>
+        </w:rPr>
+        <w:t>agb</w:t>
+      </w:r>
+      <w:proofErr w:type="spellEnd"/>
+      <w:r>
+        <w:t xml:space="preserve"> компаратора, выход </w:t>
+      </w:r>
+      <w:r>
+        <w:rPr>
+          <w:lang w:val="en-US"/>
+        </w:rPr>
+        <w:t>result</w:t>
+      </w:r>
+      <w:r>
+        <w:t>[</w:t>
+      </w:r>
+      <w:r>
+        <w:t>4</w:t>
+      </w:r>
+      <w:r>
+        <w:t xml:space="preserve">..0] выведен на выходные пины </w:t>
+      </w:r>
+      <w:r>
+        <w:rPr>
+          <w:lang w:val="en-US"/>
+        </w:rPr>
+        <w:t>q</w:t>
+      </w:r>
+      <w:r>
+        <w:t>[</w:t>
+      </w:r>
+      <w:r>
+        <w:t>4</w:t>
+      </w:r>
+      <w:r>
+        <w:t>..0].</w:t>
+      </w:r>
+    </w:p>
+    <w:p>
+      <w:pPr>
+        <w:spacing w:after="160" w:line="259" w:lineRule="auto"/>
+        <w:rPr>
+          <w:rFonts w:ascii="Times New Roman" w:eastAsia="Times New Roman" w:hAnsi="Times New Roman" w:cs="Times New Roman"/>
+          <w:sz w:val="28"/>
+        </w:rPr>
+      </w:pPr>
+      <w:r>
+        <w:br w:type="page"/>
+      </w:r>
+    </w:p>
+    <w:p>
+      <w:pPr>
+        <w:pStyle w:val="1"/>
+      </w:pPr>
+      <w:r>
+        <w:lastRenderedPageBreak/>
+        <w:t>Рисунок, на котором представлена информация о назначенных выводах ПЛИС для</w:t>
       </w:r>
       <w:r>
         <w:t xml:space="preserve"> </w:t>
       </w:r>
       <w:r>
-        <w:t>Концептуально схема состоит из четырёх функциональных блоков</w:t>
-      </w:r>
-      <w:r>
-        <w:t>.</w:t>
-      </w:r>
-    </w:p>
-    <w:p>
-      <w:pPr>
-        <w:pStyle w:val="2"/>
-      </w:pPr>
-      <w:r>
-        <w:t>Блок 1</w:t>
-      </w:r>
-      <w:r>
-        <w:t xml:space="preserve"> – </w:t>
-      </w:r>
-      <w:r>
-        <w:t>Внутренний</w:t>
-      </w:r>
-      <w:r>
-        <w:t xml:space="preserve"> </w:t>
-      </w:r>
-      <w:r>
-        <w:t>счётчик LPM_COUNTER</w:t>
-      </w:r>
-    </w:p>
-    <w:p>
-      <w:pPr>
-        <w:pStyle w:val="a2"/>
-      </w:pPr>
-      <w:r>
-        <w:t xml:space="preserve">Счётчик с модулем счёта 2M = 30 формирует на выходе значения от 0 до 29 циклически. Разрядность — 5 бит (так как 2^5 = </w:t>
-      </w:r>
-      <w:proofErr w:type="gramStart"/>
-      <w:r>
-        <w:t>32 &gt;</w:t>
-      </w:r>
-      <w:proofErr w:type="gramEnd"/>
-      <w:r>
-        <w:t xml:space="preserve"> 30).</w:t>
-      </w:r>
-    </w:p>
-    <w:p>
-      <w:pPr>
-        <w:pStyle w:val="2"/>
-      </w:pPr>
-      <w:r>
-        <w:t>Блок 2</w:t>
-      </w:r>
-      <w:r>
-        <w:t xml:space="preserve"> – </w:t>
-      </w:r>
-      <w:r>
-        <w:t>Компаратор</w:t>
-      </w:r>
-      <w:r>
-        <w:t xml:space="preserve"> </w:t>
-      </w:r>
-      <w:r>
-        <w:t>LPM_COMPARE</w:t>
-      </w:r>
-    </w:p>
-    <w:p>
-      <w:pPr>
-        <w:pStyle w:val="a2"/>
-      </w:pPr>
-      <w:r>
-        <w:t xml:space="preserve">Сравнивает текущее значение счётчика со значением M = 15. Вырабатывает управляющий сигнал </w:t>
-      </w:r>
-      <w:proofErr w:type="spellStart"/>
-      <w:r>
-        <w:t>sel</w:t>
-      </w:r>
-      <w:proofErr w:type="spellEnd"/>
-      <w:r>
-        <w:t xml:space="preserve">: </w:t>
-      </w:r>
-      <w:proofErr w:type="spellStart"/>
-      <w:r>
-        <w:t>sel</w:t>
-      </w:r>
-      <w:proofErr w:type="spellEnd"/>
-      <w:r>
-        <w:t xml:space="preserve"> = 1, если </w:t>
-      </w:r>
-      <w:proofErr w:type="gramStart"/>
-      <w:r>
-        <w:t>счётчик &gt;</w:t>
-      </w:r>
-      <w:proofErr w:type="gramEnd"/>
-      <w:r>
-        <w:t xml:space="preserve"> 15 (нисходящая ветвь последовательности), </w:t>
-      </w:r>
-      <w:proofErr w:type="spellStart"/>
-      <w:r>
-        <w:t>sel</w:t>
-      </w:r>
-      <w:proofErr w:type="spellEnd"/>
-      <w:r>
-        <w:t xml:space="preserve"> = 0 в противном случае (восходящая ветвь).</w:t>
-      </w:r>
-    </w:p>
-    <w:p>
-      <w:pPr>
-        <w:pStyle w:val="2"/>
-      </w:pPr>
-      <w:r>
-        <w:t xml:space="preserve">Блок 3 — </w:t>
-      </w:r>
-      <w:proofErr w:type="spellStart"/>
-      <w:r>
-        <w:t>Вычитатель</w:t>
-      </w:r>
-      <w:proofErr w:type="spellEnd"/>
-      <w:r>
-        <w:t xml:space="preserve"> LPM_ADD</w:t>
-      </w:r>
-      <w:r>
-        <w:t>_</w:t>
-      </w:r>
-      <w:r>
-        <w:t>SUB</w:t>
-      </w:r>
-    </w:p>
-    <w:p>
-      <w:pPr>
-        <w:pStyle w:val="a2"/>
-      </w:pPr>
-      <w:r>
-        <w:lastRenderedPageBreak/>
-        <w:t xml:space="preserve">Вычисляет значение 2M − </w:t>
-      </w:r>
-      <w:proofErr w:type="spellStart"/>
-      <w:r>
-        <w:t>count</w:t>
-      </w:r>
-      <w:proofErr w:type="spellEnd"/>
-      <w:r>
-        <w:t xml:space="preserve"> = 30 − </w:t>
-      </w:r>
-      <w:proofErr w:type="spellStart"/>
-      <w:r>
-        <w:t>count</w:t>
-      </w:r>
-      <w:proofErr w:type="spellEnd"/>
-      <w:r>
-        <w:t xml:space="preserve">, которое соответствует выходному коду на нисходящей ветви. Настраивается в режиме вычитания: </w:t>
-      </w:r>
-      <w:proofErr w:type="spellStart"/>
-      <w:r>
-        <w:t>dataa</w:t>
-      </w:r>
-      <w:proofErr w:type="spellEnd"/>
-      <w:r>
-        <w:t xml:space="preserve"> подключена к константе 30 (11110₂), </w:t>
-      </w:r>
-      <w:proofErr w:type="spellStart"/>
-      <w:r>
-        <w:t>datab</w:t>
-      </w:r>
-      <w:proofErr w:type="spellEnd"/>
-      <w:r>
-        <w:t xml:space="preserve"> — к выходу счётчика.</w:t>
-      </w:r>
-    </w:p>
-    <w:p>
-      <w:pPr>
-        <w:pStyle w:val="2"/>
-      </w:pPr>
-      <w:r>
-        <w:t>Блок 4 — Мультиплексор LPM_MUX</w:t>
-      </w:r>
-    </w:p>
-    <w:p>
-      <w:pPr>
-        <w:pStyle w:val="a2"/>
-      </w:pPr>
-      <w:r>
-        <w:t xml:space="preserve">Выбирает между прямым значением счётчика и результатом </w:t>
-      </w:r>
-      <w:proofErr w:type="spellStart"/>
-      <w:r>
-        <w:t>вычитателя</w:t>
-      </w:r>
-      <w:proofErr w:type="spellEnd"/>
-      <w:r>
-        <w:t xml:space="preserve"> в зависимости от сигнала </w:t>
-      </w:r>
-      <w:proofErr w:type="spellStart"/>
-      <w:r>
-        <w:t>sel</w:t>
-      </w:r>
-      <w:proofErr w:type="spellEnd"/>
-      <w:r>
-        <w:t xml:space="preserve"> с компаратора. Результат — </w:t>
-      </w:r>
-      <w:r>
-        <w:t>5</w:t>
-      </w:r>
-      <w:r>
-        <w:t xml:space="preserve">-разрядный выходной код </w:t>
-      </w:r>
-      <w:proofErr w:type="gramStart"/>
-      <w:r>
-        <w:t>Q[</w:t>
-      </w:r>
-      <w:proofErr w:type="gramEnd"/>
-      <w:r>
-        <w:t>4</w:t>
-      </w:r>
-      <w:r>
-        <w:t>..0].</w:t>
-      </w:r>
-    </w:p>
-    <w:p>
-      <w:pPr>
-        <w:spacing w:after="160" w:line="259" w:lineRule="auto"/>
-        <w:rPr>
-          <w:rFonts w:ascii="Times New Roman" w:hAnsi="Times New Roman" w:cs="Times New Roman"/>
-          <w:sz w:val="28"/>
-        </w:rPr>
-      </w:pPr>
-      <w:r>
-        <w:br w:type="page"/>
-      </w:r>
-    </w:p>
-    <w:p>
-      <w:pPr>
-        <w:pStyle w:val="1"/>
-      </w:pPr>
-      <w:r>
-        <w:lastRenderedPageBreak/>
-        <w:t xml:space="preserve">Схема устройства в графическом формате в среде </w:t>
-      </w:r>
-      <w:proofErr w:type="spellStart"/>
-      <w:r>
-        <w:t>Quartus</w:t>
-      </w:r>
-      <w:proofErr w:type="spellEnd"/>
+        <w:t>проекта схемы</w:t>
+      </w:r>
     </w:p>
     <w:p>
       <w:pPr>
         <w:pStyle w:val="a2"/>
         <w:keepNext/>
-        <w:ind w:hanging="1276"/>
+        <w:ind w:hanging="709"/>
         <w:jc w:val="center"/>
       </w:pPr>
       <w:r>
@@ -572,10 +1033,10 @@
           <w:noProof/>
         </w:rPr>
         <w:drawing>
-          <wp:inline distT="0" distB="0" distL="0" distR="0" wp14:anchorId="4E8DE422" wp14:editId="739994A4">
-            <wp:extent cx="7320998" cy="2634018"/>
+          <wp:inline distT="0" distB="0" distL="0" distR="0" wp14:anchorId="462868CA" wp14:editId="135B6B18">
+            <wp:extent cx="6728347" cy="7050792"/>
             <wp:effectExtent l="0" t="0" r="0" b="0"/>
-            <wp:docPr id="8" name="Рисунок 8"/>
+            <wp:docPr id="2" name="Рисунок 2"/>
             <wp:cNvGraphicFramePr>
               <a:graphicFrameLocks xmlns:a="http://schemas.openxmlformats.org/drawingml/2006/main" noChangeAspect="1"/>
             </wp:cNvGraphicFramePr>
@@ -595,7 +1056,7 @@
                   <pic:spPr>
                     <a:xfrm>
                       <a:off x="0" y="0"/>
-                      <a:ext cx="7351199" cy="2644884"/>
+                      <a:ext cx="6748621" cy="7072037"/>
                     </a:xfrm>
                     <a:prstGeom prst="rect">
                       <a:avLst/>
@@ -634,483 +1095,35 @@
         <w:fldChar w:fldCharType="end"/>
       </w:r>
       <w:r>
-        <w:t xml:space="preserve"> – </w:t>
-      </w:r>
-      <w:r>
-        <w:t>Схема</w:t>
+        <w:t xml:space="preserve"> – Схема назначенных выводах ПЛИС для</w:t>
       </w:r>
       <w:r>
         <w:t xml:space="preserve"> </w:t>
       </w:r>
       <w:r>
-        <w:t xml:space="preserve">в </w:t>
-      </w:r>
-      <w:proofErr w:type="spellStart"/>
-      <w:r>
-        <w:t>Quartus</w:t>
-      </w:r>
-      <w:proofErr w:type="spellEnd"/>
-    </w:p>
-    <w:p>
-      <w:pPr>
-        <w:pStyle w:val="a2"/>
-      </w:pPr>
-      <w:r>
-        <w:t xml:space="preserve">На схеме задействованы следующие </w:t>
-      </w:r>
-      <w:proofErr w:type="spellStart"/>
-      <w:r>
-        <w:t>мегафункции</w:t>
-      </w:r>
-      <w:proofErr w:type="spellEnd"/>
-      <w:r>
-        <w:t xml:space="preserve"> и их соединения</w:t>
-      </w:r>
-    </w:p>
-    <w:p>
-      <w:pPr>
-        <w:pStyle w:val="a0"/>
-      </w:pPr>
-      <w:r>
-        <w:rPr>
-          <w:lang w:val="en-US"/>
-        </w:rPr>
-        <w:t>LPM</w:t>
-      </w:r>
-      <w:r>
-        <w:t>_</w:t>
-      </w:r>
-      <w:r>
-        <w:rPr>
-          <w:lang w:val="en-US"/>
-        </w:rPr>
-        <w:t>COUNTER</w:t>
-      </w:r>
-      <w:r>
-        <w:t xml:space="preserve">: разрядность 5 бит, модуль 30, вход </w:t>
-      </w:r>
-      <w:r>
-        <w:rPr>
-          <w:lang w:val="en-US"/>
-        </w:rPr>
-        <w:t>clock</w:t>
-      </w:r>
-      <w:r>
-        <w:t xml:space="preserve">, выходная шина </w:t>
-      </w:r>
-      <w:proofErr w:type="gramStart"/>
-      <w:r>
-        <w:rPr>
-          <w:lang w:val="en-US"/>
-        </w:rPr>
-        <w:t>q</w:t>
-      </w:r>
-      <w:r>
-        <w:t>[</w:t>
-      </w:r>
-      <w:proofErr w:type="gramEnd"/>
-      <w:r>
-        <w:t>4..0].</w:t>
-      </w:r>
-    </w:p>
-    <w:p>
-      <w:pPr>
-        <w:pStyle w:val="a0"/>
-      </w:pPr>
-      <w:r>
-        <w:rPr>
-          <w:lang w:val="en-US"/>
-        </w:rPr>
-        <w:t>LPM</w:t>
-      </w:r>
-      <w:r>
-        <w:t>_</w:t>
-      </w:r>
-      <w:r>
-        <w:rPr>
-          <w:lang w:val="en-US"/>
-        </w:rPr>
-        <w:t>COMPARE</w:t>
-      </w:r>
-      <w:r>
-        <w:t xml:space="preserve">: разрядность 5 бит, </w:t>
-      </w:r>
-      <w:proofErr w:type="spellStart"/>
-      <w:r>
-        <w:rPr>
-          <w:lang w:val="en-US"/>
-        </w:rPr>
-        <w:t>dataa</w:t>
-      </w:r>
-      <w:proofErr w:type="spellEnd"/>
-      <w:r>
-        <w:t xml:space="preserve"> подключена к </w:t>
-      </w:r>
-      <w:proofErr w:type="gramStart"/>
-      <w:r>
-        <w:rPr>
-          <w:lang w:val="en-US"/>
-        </w:rPr>
-        <w:t>q</w:t>
-      </w:r>
-      <w:r>
-        <w:t>[</w:t>
-      </w:r>
-      <w:proofErr w:type="gramEnd"/>
-      <w:r>
-        <w:t xml:space="preserve">4..0] счётчика, </w:t>
-      </w:r>
-      <w:proofErr w:type="spellStart"/>
-      <w:r>
-        <w:rPr>
-          <w:lang w:val="en-US"/>
-        </w:rPr>
-        <w:t>datab</w:t>
-      </w:r>
-      <w:proofErr w:type="spellEnd"/>
-      <w:r>
-        <w:t xml:space="preserve"> подключена к константе 15</w:t>
-      </w:r>
-      <w:r>
-        <w:t xml:space="preserve"> (</w:t>
-      </w:r>
-      <w:r>
-        <w:t>01111</w:t>
-      </w:r>
-      <w:r>
-        <w:t>)</w:t>
-      </w:r>
-      <w:r>
-        <w:t xml:space="preserve">, выход </w:t>
-      </w:r>
-      <w:proofErr w:type="spellStart"/>
-      <w:r>
-        <w:rPr>
-          <w:lang w:val="en-US"/>
-        </w:rPr>
-        <w:t>agb</w:t>
-      </w:r>
-      <w:proofErr w:type="spellEnd"/>
-      <w:r>
-        <w:t xml:space="preserve"> (</w:t>
-      </w:r>
-      <w:proofErr w:type="spellStart"/>
-      <w:r>
-        <w:rPr>
-          <w:lang w:val="en-US"/>
-        </w:rPr>
-        <w:t>dataa</w:t>
-      </w:r>
-      <w:proofErr w:type="spellEnd"/>
-      <w:r>
-        <w:t xml:space="preserve"> &gt; </w:t>
-      </w:r>
-      <w:proofErr w:type="spellStart"/>
-      <w:r>
-        <w:rPr>
-          <w:lang w:val="en-US"/>
-        </w:rPr>
-        <w:t>datab</w:t>
-      </w:r>
-      <w:proofErr w:type="spellEnd"/>
-      <w:r>
-        <w:t xml:space="preserve">) служит сигналом </w:t>
-      </w:r>
-      <w:proofErr w:type="spellStart"/>
-      <w:r>
-        <w:rPr>
-          <w:lang w:val="en-US"/>
-        </w:rPr>
-        <w:t>sel</w:t>
-      </w:r>
-      <w:proofErr w:type="spellEnd"/>
-      <w:r>
-        <w:t>.</w:t>
-      </w:r>
-    </w:p>
-    <w:p>
-      <w:pPr>
-        <w:pStyle w:val="a0"/>
-      </w:pPr>
-      <w:r>
-        <w:rPr>
-          <w:lang w:val="en-US"/>
-        </w:rPr>
-        <w:t>LPM</w:t>
-      </w:r>
-      <w:r>
-        <w:t>_</w:t>
-      </w:r>
-      <w:r>
-        <w:rPr>
-          <w:lang w:val="en-US"/>
-        </w:rPr>
-        <w:t>ADD</w:t>
-      </w:r>
-      <w:r>
-        <w:t>_</w:t>
-      </w:r>
-      <w:r>
-        <w:rPr>
-          <w:lang w:val="en-US"/>
-        </w:rPr>
-        <w:t>SUB</w:t>
-      </w:r>
-      <w:r>
-        <w:t>: разрядность 5 бит, режим вычитания (</w:t>
-      </w:r>
-      <w:r>
-        <w:rPr>
-          <w:lang w:val="en-US"/>
-        </w:rPr>
-        <w:t>Subtraction</w:t>
-      </w:r>
-      <w:r>
-        <w:t xml:space="preserve">), </w:t>
-      </w:r>
-      <w:proofErr w:type="spellStart"/>
-      <w:r>
-        <w:rPr>
-          <w:lang w:val="en-US"/>
-        </w:rPr>
-        <w:t>dataa</w:t>
-      </w:r>
-      <w:proofErr w:type="spellEnd"/>
-      <w:r>
-        <w:t xml:space="preserve"> подключена к константе 30 (11110₂</w:t>
-      </w:r>
-      <w:r>
-        <w:t>)</w:t>
-      </w:r>
-      <w:r>
-        <w:t xml:space="preserve">, </w:t>
-      </w:r>
-      <w:proofErr w:type="spellStart"/>
-      <w:r>
-        <w:rPr>
-          <w:lang w:val="en-US"/>
-        </w:rPr>
-        <w:t>datab</w:t>
-      </w:r>
-      <w:proofErr w:type="spellEnd"/>
-      <w:r>
-        <w:t xml:space="preserve"> подключена к </w:t>
-      </w:r>
-      <w:proofErr w:type="gramStart"/>
-      <w:r>
-        <w:rPr>
-          <w:lang w:val="en-US"/>
-        </w:rPr>
-        <w:t>q</w:t>
-      </w:r>
-      <w:r>
-        <w:t>[</w:t>
-      </w:r>
-      <w:proofErr w:type="gramEnd"/>
-      <w:r>
-        <w:t xml:space="preserve">4..0] счётчика, выход </w:t>
-      </w:r>
-      <w:r>
-        <w:rPr>
-          <w:lang w:val="en-US"/>
-        </w:rPr>
-        <w:t>result</w:t>
-      </w:r>
-      <w:r>
-        <w:t xml:space="preserve">[4..0]. </w:t>
-      </w:r>
-    </w:p>
-    <w:p>
-      <w:pPr>
-        <w:pStyle w:val="a0"/>
-      </w:pPr>
-      <w:r>
-        <w:rPr>
-          <w:lang w:val="en-US"/>
-        </w:rPr>
-        <w:t>LPM</w:t>
-      </w:r>
-      <w:r>
-        <w:t>_</w:t>
-      </w:r>
-      <w:r>
-        <w:rPr>
-          <w:lang w:val="en-US"/>
-        </w:rPr>
-        <w:t>MUX</w:t>
-      </w:r>
-      <w:r>
-        <w:t xml:space="preserve">: 2 входа по 4 бита, </w:t>
-      </w:r>
-      <w:r>
-        <w:rPr>
-          <w:lang w:val="en-US"/>
-        </w:rPr>
-        <w:t>data</w:t>
-      </w:r>
-      <w:r>
-        <w:t>0[</w:t>
-      </w:r>
-      <w:proofErr w:type="gramStart"/>
-      <w:r>
-        <w:t>4</w:t>
-      </w:r>
-      <w:r>
-        <w:t>..</w:t>
-      </w:r>
-      <w:proofErr w:type="gramEnd"/>
-      <w:r>
-        <w:t xml:space="preserve">0] подключена к </w:t>
-      </w:r>
-      <w:r>
-        <w:rPr>
-          <w:lang w:val="en-US"/>
-        </w:rPr>
-        <w:t>q</w:t>
-      </w:r>
-      <w:r>
-        <w:t>[</w:t>
-      </w:r>
-      <w:r>
-        <w:t>4</w:t>
-      </w:r>
-      <w:r>
-        <w:t xml:space="preserve">..0] счётчика, </w:t>
-      </w:r>
-      <w:r>
-        <w:rPr>
-          <w:lang w:val="en-US"/>
-        </w:rPr>
-        <w:t>data</w:t>
-      </w:r>
-      <w:r>
-        <w:t>1[</w:t>
-      </w:r>
-      <w:r>
-        <w:t>4</w:t>
-      </w:r>
-      <w:r>
-        <w:t xml:space="preserve">..0] подключена к </w:t>
-      </w:r>
-      <w:r>
-        <w:rPr>
-          <w:lang w:val="en-US"/>
-        </w:rPr>
-        <w:t>result</w:t>
-      </w:r>
-      <w:r>
-        <w:t>[</w:t>
-      </w:r>
-      <w:r>
-        <w:t>4</w:t>
-      </w:r>
-      <w:r>
-        <w:t xml:space="preserve">..0] </w:t>
-      </w:r>
-      <w:proofErr w:type="spellStart"/>
-      <w:r>
-        <w:t>вычитателя</w:t>
-      </w:r>
-      <w:proofErr w:type="spellEnd"/>
-      <w:r>
-        <w:t xml:space="preserve">, </w:t>
-      </w:r>
-      <w:proofErr w:type="spellStart"/>
-      <w:r>
-        <w:rPr>
-          <w:lang w:val="en-US"/>
-        </w:rPr>
-        <w:t>sel</w:t>
-      </w:r>
-      <w:proofErr w:type="spellEnd"/>
-      <w:r>
-        <w:t xml:space="preserve"> подключен к выходу </w:t>
-      </w:r>
-      <w:proofErr w:type="spellStart"/>
-      <w:r>
-        <w:rPr>
-          <w:lang w:val="en-US"/>
-        </w:rPr>
-        <w:t>agb</w:t>
-      </w:r>
-      <w:proofErr w:type="spellEnd"/>
-      <w:r>
-        <w:t xml:space="preserve"> компаратора, выход </w:t>
-      </w:r>
-      <w:r>
-        <w:rPr>
-          <w:lang w:val="en-US"/>
-        </w:rPr>
-        <w:t>result</w:t>
-      </w:r>
-      <w:r>
-        <w:t>[</w:t>
-      </w:r>
-      <w:r>
-        <w:t>4</w:t>
-      </w:r>
-      <w:r>
-        <w:t xml:space="preserve">..0] выведен на выходные пины </w:t>
-      </w:r>
-      <w:r>
-        <w:rPr>
-          <w:lang w:val="en-US"/>
-        </w:rPr>
-        <w:t>q</w:t>
-      </w:r>
-      <w:r>
-        <w:t>[</w:t>
-      </w:r>
-      <w:r>
-        <w:t>4</w:t>
-      </w:r>
-      <w:r>
-        <w:t>..0].</w:t>
-      </w:r>
-    </w:p>
-    <w:p>
-      <w:pPr>
-        <w:spacing w:after="160" w:line="259" w:lineRule="auto"/>
-        <w:rPr>
-          <w:rFonts w:ascii="Times New Roman" w:eastAsia="Times New Roman" w:hAnsi="Times New Roman" w:cs="Times New Roman"/>
-          <w:sz w:val="28"/>
-        </w:rPr>
-      </w:pPr>
-      <w:r>
-        <w:br w:type="page"/>
-      </w:r>
-    </w:p>
-    <w:p>
-      <w:pPr>
-        <w:pStyle w:val="1"/>
-      </w:pPr>
-      <w:r>
+        <w:t>проекта схемы</w:t>
+      </w:r>
+    </w:p>
+    <w:p>
+      <w:pPr>
+        <w:jc w:val="center"/>
+      </w:pPr>
+    </w:p>
+    <w:p>
+      <w:pPr>
+        <w:keepNext/>
+        <w:jc w:val="center"/>
+      </w:pPr>
+      <w:r>
+        <w:rPr>
+          <w:noProof/>
+        </w:rPr>
         <w:lastRenderedPageBreak/>
-        <w:t>Рисунок, на котором представлена информация о назначенных выводах ПЛИС для</w:t>
-      </w:r>
-      <w:r>
-        <w:t xml:space="preserve"> </w:t>
-      </w:r>
-      <w:r>
-        <w:t>проекта схемы</w:t>
-      </w:r>
-    </w:p>
-    <w:p>
-      <w:pPr>
-        <w:pStyle w:val="a2"/>
-        <w:keepNext/>
-        <w:ind w:hanging="709"/>
-        <w:jc w:val="center"/>
-      </w:pPr>
-      <w:r>
-        <w:rPr>
-          <w:noProof/>
-        </w:rPr>
         <w:drawing>
-          <wp:inline distT="0" distB="0" distL="0" distR="0" wp14:anchorId="462868CA" wp14:editId="135B6B18">
-            <wp:extent cx="6728347" cy="7050792"/>
-            <wp:effectExtent l="0" t="0" r="0" b="0"/>
-            <wp:docPr id="2" name="Рисунок 2"/>
+          <wp:inline distT="0" distB="0" distL="0" distR="0" wp14:anchorId="1BF03E4F" wp14:editId="30ED708C">
+            <wp:extent cx="5115865" cy="1392072"/>
+            <wp:effectExtent l="0" t="0" r="8890" b="0"/>
+            <wp:docPr id="3" name="Рисунок 3"/>
             <wp:cNvGraphicFramePr>
               <a:graphicFrameLocks xmlns:a="http://schemas.openxmlformats.org/drawingml/2006/main" noChangeAspect="1"/>
             </wp:cNvGraphicFramePr>
@@ -1130,7 +1143,7 @@
                   <pic:spPr>
                     <a:xfrm>
                       <a:off x="0" y="0"/>
-                      <a:ext cx="6748621" cy="7072037"/>
+                      <a:ext cx="5119934" cy="1393179"/>
                     </a:xfrm>
                     <a:prstGeom prst="rect">
                       <a:avLst/>
@@ -1169,7 +1182,7 @@
         <w:fldChar w:fldCharType="end"/>
       </w:r>
       <w:r>
-        <w:t xml:space="preserve"> – Схема назначенных выводах ПЛИС для</w:t>
+        <w:t xml:space="preserve"> – Информация о назначенных выводах ПЛИС для</w:t>
       </w:r>
       <w:r>
         <w:t xml:space="preserve"> </w:t>
@@ -1178,13 +1191,18 @@
         <w:t>проекта схемы</w:t>
       </w:r>
     </w:p>
-    <w:p>
-      <w:pPr>
-        <w:jc w:val="center"/>
-      </w:pPr>
-    </w:p>
-    <w:p>
-      <w:pPr>
+    <w:p/>
+    <w:p>
+      <w:pPr>
+        <w:pStyle w:val="1"/>
+      </w:pPr>
+      <w:r>
+        <w:t>Скриншот окна с результатами компиляции</w:t>
+      </w:r>
+    </w:p>
+    <w:p>
+      <w:pPr>
+        <w:pStyle w:val="a2"/>
         <w:keepNext/>
         <w:jc w:val="center"/>
       </w:pPr>
@@ -1192,12 +1210,11 @@
         <w:rPr>
           <w:noProof/>
         </w:rPr>
-        <w:lastRenderedPageBreak/>
         <w:drawing>
-          <wp:inline distT="0" distB="0" distL="0" distR="0" wp14:anchorId="1BF03E4F" wp14:editId="30ED708C">
-            <wp:extent cx="5115865" cy="1392072"/>
-            <wp:effectExtent l="0" t="0" r="8890" b="0"/>
-            <wp:docPr id="3" name="Рисунок 3"/>
+          <wp:inline distT="0" distB="0" distL="0" distR="0" wp14:anchorId="0D63FFFA" wp14:editId="505FDDA1">
+            <wp:extent cx="3838095" cy="2438095"/>
+            <wp:effectExtent l="0" t="0" r="0" b="635"/>
+            <wp:docPr id="4" name="Рисунок 4"/>
             <wp:cNvGraphicFramePr>
               <a:graphicFrameLocks xmlns:a="http://schemas.openxmlformats.org/drawingml/2006/main" noChangeAspect="1"/>
             </wp:cNvGraphicFramePr>
@@ -1217,7 +1234,7 @@
                   <pic:spPr>
                     <a:xfrm>
                       <a:off x="0" y="0"/>
-                      <a:ext cx="5119934" cy="1393179"/>
+                      <a:ext cx="3838095" cy="2438095"/>
                     </a:xfrm>
                     <a:prstGeom prst="rect">
                       <a:avLst/>
@@ -1256,27 +1273,33 @@
         <w:fldChar w:fldCharType="end"/>
       </w:r>
       <w:r>
-        <w:t xml:space="preserve"> – Информация о назначенных выводах ПЛИС для</w:t>
-      </w:r>
-      <w:r>
-        <w:t xml:space="preserve"> </w:t>
-      </w:r>
-      <w:r>
-        <w:t>проекта схемы</w:t>
-      </w:r>
-    </w:p>
-    <w:p/>
+        <w:t xml:space="preserve"> – Результат компиляции</w:t>
+      </w:r>
+    </w:p>
+    <w:p>
+      <w:pPr>
+        <w:spacing w:after="160" w:line="259" w:lineRule="auto"/>
+      </w:pPr>
+      <w:r>
+        <w:br w:type="page"/>
+      </w:r>
+    </w:p>
     <w:p>
       <w:pPr>
         <w:pStyle w:val="1"/>
       </w:pPr>
       <w:r>
-        <w:t>Скриншот окна с результатами компиляции</w:t>
-      </w:r>
-    </w:p>
-    <w:p>
-      <w:pPr>
-        <w:pStyle w:val="a2"/>
+        <w:lastRenderedPageBreak/>
+        <w:t xml:space="preserve">Рисунки временных диаграмм работы схемы в среде </w:t>
+      </w:r>
+      <w:proofErr w:type="spellStart"/>
+      <w:r>
+        <w:t>Quartus</w:t>
+      </w:r>
+      <w:proofErr w:type="spellEnd"/>
+    </w:p>
+    <w:p>
+      <w:pPr>
         <w:keepNext/>
         <w:jc w:val="center"/>
       </w:pPr>
@@ -1285,10 +1308,10 @@
           <w:noProof/>
         </w:rPr>
         <w:drawing>
-          <wp:inline distT="0" distB="0" distL="0" distR="0" wp14:anchorId="0D63FFFA" wp14:editId="505FDDA1">
-            <wp:extent cx="3838095" cy="2438095"/>
-            <wp:effectExtent l="0" t="0" r="0" b="635"/>
-            <wp:docPr id="4" name="Рисунок 4"/>
+          <wp:inline distT="0" distB="0" distL="0" distR="0" wp14:anchorId="0BBD09A3" wp14:editId="352D51D4">
+            <wp:extent cx="6264322" cy="1990532"/>
+            <wp:effectExtent l="0" t="0" r="3175" b="0"/>
+            <wp:docPr id="9" name="Рисунок 9"/>
             <wp:cNvGraphicFramePr>
               <a:graphicFrameLocks xmlns:a="http://schemas.openxmlformats.org/drawingml/2006/main" noChangeAspect="1"/>
             </wp:cNvGraphicFramePr>
@@ -1308,7 +1331,7 @@
                   <pic:spPr>
                     <a:xfrm>
                       <a:off x="0" y="0"/>
-                      <a:ext cx="3838095" cy="2438095"/>
+                      <a:ext cx="6269132" cy="1992060"/>
                     </a:xfrm>
                     <a:prstGeom prst="rect">
                       <a:avLst/>
@@ -1347,30 +1370,16 @@
         <w:fldChar w:fldCharType="end"/>
       </w:r>
       <w:r>
-        <w:t xml:space="preserve"> – Результат компиляции</w:t>
-      </w:r>
-    </w:p>
-    <w:p>
-      <w:pPr>
-        <w:spacing w:after="160" w:line="259" w:lineRule="auto"/>
-      </w:pPr>
-      <w:r>
-        <w:br w:type="page"/>
-      </w:r>
-    </w:p>
-    <w:p>
-      <w:pPr>
-        <w:pStyle w:val="1"/>
-      </w:pPr>
-      <w:r>
-        <w:lastRenderedPageBreak/>
-        <w:t xml:space="preserve">Рисунки временных диаграмм работы схемы в среде </w:t>
-      </w:r>
-      <w:proofErr w:type="spellStart"/>
-      <w:r>
-        <w:t>Quartus</w:t>
-      </w:r>
-      <w:proofErr w:type="spellEnd"/>
+        <w:t xml:space="preserve"> - Временная диаграмма схемы в режиме</w:t>
+      </w:r>
+    </w:p>
+    <w:p>
+      <w:pPr>
+        <w:pStyle w:val="ab"/>
+      </w:pPr>
+      <w:r>
+        <w:t>функциональной симуляции (Часть 1)</w:t>
+      </w:r>
     </w:p>
     <w:p>
       <w:pPr>
@@ -1382,10 +1391,10 @@
           <w:noProof/>
         </w:rPr>
         <w:drawing>
-          <wp:inline distT="0" distB="0" distL="0" distR="0" wp14:anchorId="0BBD09A3" wp14:editId="352D51D4">
-            <wp:extent cx="6264322" cy="1990532"/>
-            <wp:effectExtent l="0" t="0" r="3175" b="0"/>
-            <wp:docPr id="9" name="Рисунок 9"/>
+          <wp:inline distT="0" distB="0" distL="0" distR="0" wp14:anchorId="18657B7C" wp14:editId="5CBB4FDE">
+            <wp:extent cx="6366281" cy="2129051"/>
+            <wp:effectExtent l="0" t="0" r="0" b="5080"/>
+            <wp:docPr id="10" name="Рисунок 10"/>
             <wp:cNvGraphicFramePr>
               <a:graphicFrameLocks xmlns:a="http://schemas.openxmlformats.org/drawingml/2006/main" noChangeAspect="1"/>
             </wp:cNvGraphicFramePr>
@@ -1405,7 +1414,7 @@
                   <pic:spPr>
                     <a:xfrm>
                       <a:off x="0" y="0"/>
-                      <a:ext cx="6269132" cy="1992060"/>
+                      <a:ext cx="6380192" cy="2133703"/>
                     </a:xfrm>
                     <a:prstGeom prst="rect">
                       <a:avLst/>
@@ -1452,23 +1461,37 @@
         <w:pStyle w:val="ab"/>
       </w:pPr>
       <w:r>
-        <w:t>функциональной симуляции (Часть 1)</w:t>
+        <w:t>функциональной симуляции (Часть 2)</w:t>
+      </w:r>
+    </w:p>
+    <w:p>
+      <w:pPr>
+        <w:spacing w:after="160" w:line="259" w:lineRule="auto"/>
+        <w:rPr>
+          <w:rFonts w:ascii="Times New Roman" w:hAnsi="Times New Roman" w:cs="Times New Roman"/>
+          <w:sz w:val="28"/>
+        </w:rPr>
+      </w:pPr>
+      <w:r>
+        <w:br w:type="page"/>
       </w:r>
     </w:p>
     <w:p>
       <w:pPr>
         <w:keepNext/>
+        <w:ind w:hanging="567"/>
         <w:jc w:val="center"/>
       </w:pPr>
       <w:r>
         <w:rPr>
           <w:noProof/>
         </w:rPr>
+        <w:lastRenderedPageBreak/>
         <w:drawing>
-          <wp:inline distT="0" distB="0" distL="0" distR="0" wp14:anchorId="18657B7C" wp14:editId="5CBB4FDE">
-            <wp:extent cx="6366281" cy="2129051"/>
-            <wp:effectExtent l="0" t="0" r="0" b="5080"/>
-            <wp:docPr id="10" name="Рисунок 10"/>
+          <wp:inline distT="0" distB="0" distL="0" distR="0" wp14:anchorId="00C995F0" wp14:editId="4F8CB8C1">
+            <wp:extent cx="6618457" cy="1992573"/>
+            <wp:effectExtent l="0" t="0" r="0" b="8255"/>
+            <wp:docPr id="11" name="Рисунок 11"/>
             <wp:cNvGraphicFramePr>
               <a:graphicFrameLocks xmlns:a="http://schemas.openxmlformats.org/drawingml/2006/main" noChangeAspect="1"/>
             </wp:cNvGraphicFramePr>
@@ -1488,7 +1511,7 @@
                   <pic:spPr>
                     <a:xfrm>
                       <a:off x="0" y="0"/>
-                      <a:ext cx="6380192" cy="2133703"/>
+                      <a:ext cx="6624305" cy="1994334"/>
                     </a:xfrm>
                     <a:prstGeom prst="rect">
                       <a:avLst/>
@@ -1527,7 +1550,7 @@
         <w:fldChar w:fldCharType="end"/>
       </w:r>
       <w:r>
-        <w:t xml:space="preserve"> - Временная диаграмма схемы в режиме</w:t>
+        <w:t xml:space="preserve"> – Временная диаграмма схемы в режиме</w:t>
       </w:r>
     </w:p>
     <w:p>
@@ -1535,37 +1558,29 @@
         <w:pStyle w:val="ab"/>
       </w:pPr>
       <w:r>
-        <w:t>функциональной симуляции (Часть 2)</w:t>
-      </w:r>
-    </w:p>
-    <w:p>
-      <w:pPr>
-        <w:spacing w:after="160" w:line="259" w:lineRule="auto"/>
-        <w:rPr>
-          <w:rFonts w:ascii="Times New Roman" w:hAnsi="Times New Roman" w:cs="Times New Roman"/>
-          <w:sz w:val="28"/>
-        </w:rPr>
-      </w:pPr>
-      <w:r>
-        <w:br w:type="page"/>
+        <w:t xml:space="preserve">временной </w:t>
+      </w:r>
+      <w:r>
+        <w:t>симуляции</w:t>
+      </w:r>
+      <w:r>
+        <w:t xml:space="preserve"> (Часть 1)</w:t>
       </w:r>
     </w:p>
     <w:p>
       <w:pPr>
         <w:keepNext/>
-        <w:ind w:hanging="567"/>
         <w:jc w:val="center"/>
       </w:pPr>
       <w:r>
         <w:rPr>
           <w:noProof/>
         </w:rPr>
-        <w:lastRenderedPageBreak/>
         <w:drawing>
-          <wp:inline distT="0" distB="0" distL="0" distR="0" wp14:anchorId="00C995F0" wp14:editId="4F8CB8C1">
-            <wp:extent cx="6618457" cy="1992573"/>
-            <wp:effectExtent l="0" t="0" r="0" b="8255"/>
-            <wp:docPr id="11" name="Рисунок 11"/>
+          <wp:inline distT="0" distB="0" distL="0" distR="0" wp14:anchorId="0BC87FEF" wp14:editId="6C46638F">
+            <wp:extent cx="6335579" cy="2115403"/>
+            <wp:effectExtent l="0" t="0" r="8255" b="0"/>
+            <wp:docPr id="13" name="Рисунок 13"/>
             <wp:cNvGraphicFramePr>
               <a:graphicFrameLocks xmlns:a="http://schemas.openxmlformats.org/drawingml/2006/main" noChangeAspect="1"/>
             </wp:cNvGraphicFramePr>
@@ -1585,7 +1600,7 @@
                   <pic:spPr>
                     <a:xfrm>
                       <a:off x="0" y="0"/>
-                      <a:ext cx="6624305" cy="1994334"/>
+                      <a:ext cx="6349765" cy="2120139"/>
                     </a:xfrm>
                     <a:prstGeom prst="rect">
                       <a:avLst/>
@@ -1624,7 +1639,7 @@
         <w:fldChar w:fldCharType="end"/>
       </w:r>
       <w:r>
-        <w:t xml:space="preserve"> – Временная диаграмма схемы в режиме</w:t>
+        <w:t xml:space="preserve"> - Временная диаграмма схемы в режиме</w:t>
       </w:r>
     </w:p>
     <w:p>
@@ -1635,10 +1650,37 @@
         <w:t xml:space="preserve">временной </w:t>
       </w:r>
       <w:r>
-        <w:t>симуляции</w:t>
-      </w:r>
-      <w:r>
-        <w:t xml:space="preserve"> (Часть 1)</w:t>
+        <w:t>симуляции (Часть 2)</w:t>
+      </w:r>
+    </w:p>
+    <w:p>
+      <w:pPr>
+        <w:pStyle w:val="ab"/>
+        <w:jc w:val="left"/>
+      </w:pPr>
+    </w:p>
+    <w:p>
+      <w:pPr>
+        <w:spacing w:after="160" w:line="259" w:lineRule="auto"/>
+        <w:rPr>
+          <w:rFonts w:ascii="Times New Roman" w:hAnsi="Times New Roman" w:cs="Times New Roman"/>
+          <w:sz w:val="28"/>
+        </w:rPr>
+      </w:pPr>
+      <w:r>
+        <w:br w:type="page"/>
+      </w:r>
+    </w:p>
+    <w:p>
+      <w:pPr>
+        <w:pStyle w:val="1"/>
+      </w:pPr>
+      <w:r>
+        <w:lastRenderedPageBreak/>
+        <w:t>Оценка</w:t>
+      </w:r>
+      <w:r>
+        <w:t xml:space="preserve"> задержки распространения сигналов, вносимой схемой</w:t>
       </w:r>
     </w:p>
     <w:p>
@@ -1651,10 +1693,10 @@
           <w:noProof/>
         </w:rPr>
         <w:drawing>
-          <wp:inline distT="0" distB="0" distL="0" distR="0" wp14:anchorId="0BC87FEF" wp14:editId="6C46638F">
-            <wp:extent cx="6335579" cy="2115403"/>
-            <wp:effectExtent l="0" t="0" r="8255" b="0"/>
-            <wp:docPr id="13" name="Рисунок 13"/>
+          <wp:inline distT="0" distB="0" distL="0" distR="0" wp14:anchorId="30BE7E99" wp14:editId="73BCCBA8">
+            <wp:extent cx="6152515" cy="1943735"/>
+            <wp:effectExtent l="0" t="0" r="635" b="0"/>
+            <wp:docPr id="7" name="Рисунок 7"/>
             <wp:cNvGraphicFramePr>
               <a:graphicFrameLocks xmlns:a="http://schemas.openxmlformats.org/drawingml/2006/main" noChangeAspect="1"/>
             </wp:cNvGraphicFramePr>
@@ -1674,122 +1716,6 @@
                   <pic:spPr>
                     <a:xfrm>
                       <a:off x="0" y="0"/>
-                      <a:ext cx="6349765" cy="2120139"/>
-                    </a:xfrm>
-                    <a:prstGeom prst="rect">
-                      <a:avLst/>
-                    </a:prstGeom>
-                  </pic:spPr>
-                </pic:pic>
-              </a:graphicData>
-            </a:graphic>
-          </wp:inline>
-        </w:drawing>
-      </w:r>
-    </w:p>
-    <w:p>
-      <w:pPr>
-        <w:pStyle w:val="ab"/>
-      </w:pPr>
-      <w:r>
-        <w:t xml:space="preserve">Рисунок </w:t>
-      </w:r>
-      <w:r>
-        <w:fldChar w:fldCharType="begin"/>
-      </w:r>
-      <w:r>
-        <w:instrText xml:space="preserve"> SEQ Рисунок \* ARABIC </w:instrText>
-      </w:r>
-      <w:r>
-        <w:fldChar w:fldCharType="separate"/>
-      </w:r>
-      <w:r>
-        <w:rPr>
-          <w:noProof/>
-        </w:rPr>
-        <w:t>9</w:t>
-      </w:r>
-      <w:r>
-        <w:fldChar w:fldCharType="end"/>
-      </w:r>
-      <w:r>
-        <w:t xml:space="preserve"> - Временная диаграмма схемы в режиме</w:t>
-      </w:r>
-    </w:p>
-    <w:p>
-      <w:pPr>
-        <w:pStyle w:val="ab"/>
-      </w:pPr>
-      <w:r>
-        <w:t xml:space="preserve">временной </w:t>
-      </w:r>
-      <w:r>
-        <w:t>симуляции (Часть 2)</w:t>
-      </w:r>
-    </w:p>
-    <w:p>
-      <w:pPr>
-        <w:pStyle w:val="ab"/>
-        <w:jc w:val="left"/>
-      </w:pPr>
-    </w:p>
-    <w:p>
-      <w:pPr>
-        <w:spacing w:after="160" w:line="259" w:lineRule="auto"/>
-        <w:rPr>
-          <w:rFonts w:ascii="Times New Roman" w:hAnsi="Times New Roman" w:cs="Times New Roman"/>
-          <w:sz w:val="28"/>
-        </w:rPr>
-      </w:pPr>
-      <w:r>
-        <w:br w:type="page"/>
-      </w:r>
-    </w:p>
-    <w:p>
-      <w:pPr>
-        <w:pStyle w:val="1"/>
-      </w:pPr>
-      <w:r>
-        <w:lastRenderedPageBreak/>
-        <w:t>Оценка</w:t>
-      </w:r>
-      <w:r>
-        <w:t xml:space="preserve"> задержки распространения сигналов, вносимой схемой</w:t>
-      </w:r>
-    </w:p>
-    <w:p>
-      <w:pPr>
-        <w:keepNext/>
-        <w:jc w:val="center"/>
-      </w:pPr>
-      <w:r>
-        <w:rPr>
-          <w:noProof/>
-        </w:rPr>
-        <w:drawing>
-          <wp:inline distT="0" distB="0" distL="0" distR="0" wp14:anchorId="30BE7E99" wp14:editId="73BCCBA8">
-            <wp:extent cx="6152515" cy="1943735"/>
-            <wp:effectExtent l="0" t="0" r="635" b="0"/>
-            <wp:docPr id="7" name="Рисунок 7"/>
-            <wp:cNvGraphicFramePr>
-              <a:graphicFrameLocks xmlns:a="http://schemas.openxmlformats.org/drawingml/2006/main" noChangeAspect="1"/>
-            </wp:cNvGraphicFramePr>
-            <a:graphic xmlns:a="http://schemas.openxmlformats.org/drawingml/2006/main">
-              <a:graphicData uri="http://schemas.openxmlformats.org/drawingml/2006/picture">
-                <pic:pic xmlns:pic="http://schemas.openxmlformats.org/drawingml/2006/picture">
-                  <pic:nvPicPr>
-                    <pic:cNvPr id="1" name=""/>
-                    <pic:cNvPicPr/>
-                  </pic:nvPicPr>
-                  <pic:blipFill>
-                    <a:blip r:embed="rId18"/>
-                    <a:stretch>
-                      <a:fillRect/>
-                    </a:stretch>
-                  </pic:blipFill>
-                  <pic:spPr>
-                    <a:xfrm>
-                      <a:off x="0" y="0"/>
                       <a:ext cx="6152515" cy="1943735"/>
                     </a:xfrm>
                     <a:prstGeom prst="rect">
@@ -1823,7 +1749,7 @@
         <w:rPr>
           <w:noProof/>
         </w:rPr>
-        <w:t>10</w:t>
+        <w:t>9</w:t>
       </w:r>
       <w:r>
         <w:fldChar w:fldCharType="end"/>
